--- a/Project-Mannager-System/huong-dan-su-dung.docx
+++ b/Project-Mannager-System/huong-dan-su-dung.docx
@@ -139,6 +139,66 @@
     </w:p>
     <w:p>
       <w:pPr>
+        <w:spacing w:after="120"/>
+      </w:pPr>
+      <w:r>
+        <w:rPr>
+          <w:b w:val="false"/>
+          <w:bCs w:val="false"/>
+          <w:sz w:val="24"/>
+          <w:szCs w:val="24"/>
+        </w:rPr>
+        <w:t xml:space="preserve">Dưới đây là giao diện màn hình Đăng nhập của ứng dụng:</w:t>
+      </w:r>
+    </w:p>
+    <w:p>
+      <w:pPr>
+        <w:spacing w:after="200" w:before="120"/>
+        <w:jc w:val="center"/>
+      </w:pPr>
+      <w:r>
+        <w:drawing>
+          <wp:inline distT="0" distB="0" distL="0" distR="0">
+            <wp:extent cx="5238750" cy="2943225"/>
+            <wp:effectExtent t="0" r="0" b="0" l="0"/>
+            <wp:docPr id="1" name="" descr="" title=""/>
+            <wp:cNvGraphicFramePr>
+              <a:graphicFrameLocks xmlns:a="http://schemas.openxmlformats.org/drawingml/2006/main" noChangeAspect="1"/>
+            </wp:cNvGraphicFramePr>
+            <a:graphic xmlns:a="http://schemas.openxmlformats.org/drawingml/2006/main">
+              <a:graphicData uri="http://schemas.openxmlformats.org/drawingml/2006/picture">
+                <pic:pic xmlns:pic="http://schemas.openxmlformats.org/drawingml/2006/picture">
+                  <pic:nvPicPr>
+                    <pic:cNvPr id="0" name="" descr=""/>
+                    <pic:cNvPicPr>
+                      <a:picLocks noChangeAspect="1" noChangeArrowheads="1"/>
+                    </pic:cNvPicPr>
+                  </pic:nvPicPr>
+                  <pic:blipFill>
+                    <a:blip r:embed="rId7" cstate="none"/>
+                    <a:srcRect/>
+                    <a:stretch>
+                      <a:fillRect/>
+                    </a:stretch>
+                  </pic:blipFill>
+                  <pic:spPr bwMode="auto">
+                    <a:xfrm>
+                      <a:off x="0" y="0"/>
+                      <a:ext cx="5238750" cy="2943225"/>
+                    </a:xfrm>
+                    <a:prstGeom prst="rect">
+                      <a:avLst/>
+                    </a:prstGeom>
+                  </pic:spPr>
+                </pic:pic>
+              </a:graphicData>
+            </a:graphic>
+          </wp:inline>
+        </w:drawing>
+      </w:r>
+    </w:p>
+    <w:p>
+      <w:pPr>
         <w:pStyle w:val="Heading1"/>
         <w:spacing w:after="120" w:before="240"/>
       </w:pPr>
@@ -186,6 +246,66 @@
           <w:szCs w:val="24"/>
         </w:rPr>
         <w:t xml:space="preserve">Thành viên tham gia: PM Minh (Vai trò PM), Dev Hùng (Vai trò Developer), QA Lan (Vai trò Tester).</w:t>
+      </w:r>
+    </w:p>
+    <w:p>
+      <w:pPr>
+        <w:spacing w:after="120"/>
+      </w:pPr>
+      <w:r>
+        <w:rPr>
+          <w:b w:val="false"/>
+          <w:bCs w:val="false"/>
+          <w:sz w:val="24"/>
+          <w:szCs w:val="24"/>
+        </w:rPr>
+        <w:t xml:space="preserve">Dưới đây là giao diện màn hình Dashboard chung sau khi dự án đã đi vào hoạt động ổn định:</w:t>
+      </w:r>
+    </w:p>
+    <w:p>
+      <w:pPr>
+        <w:spacing w:after="200" w:before="120"/>
+        <w:jc w:val="center"/>
+      </w:pPr>
+      <w:r>
+        <w:drawing>
+          <wp:inline distT="0" distB="0" distL="0" distR="0">
+            <wp:extent cx="5238750" cy="2943225"/>
+            <wp:effectExtent t="0" r="0" b="0" l="0"/>
+            <wp:docPr id="1" name="" descr="" title=""/>
+            <wp:cNvGraphicFramePr>
+              <a:graphicFrameLocks xmlns:a="http://schemas.openxmlformats.org/drawingml/2006/main" noChangeAspect="1"/>
+            </wp:cNvGraphicFramePr>
+            <a:graphic xmlns:a="http://schemas.openxmlformats.org/drawingml/2006/main">
+              <a:graphicData uri="http://schemas.openxmlformats.org/drawingml/2006/picture">
+                <pic:pic xmlns:pic="http://schemas.openxmlformats.org/drawingml/2006/picture">
+                  <pic:nvPicPr>
+                    <pic:cNvPr id="0" name="" descr=""/>
+                    <pic:cNvPicPr>
+                      <a:picLocks noChangeAspect="1" noChangeArrowheads="1"/>
+                    </pic:cNvPicPr>
+                  </pic:nvPicPr>
+                  <pic:blipFill>
+                    <a:blip r:embed="rId8" cstate="none"/>
+                    <a:srcRect/>
+                    <a:stretch>
+                      <a:fillRect/>
+                    </a:stretch>
+                  </pic:blipFill>
+                  <pic:spPr bwMode="auto">
+                    <a:xfrm>
+                      <a:off x="0" y="0"/>
+                      <a:ext cx="5238750" cy="2943225"/>
+                    </a:xfrm>
+                    <a:prstGeom prst="rect">
+                      <a:avLst/>
+                    </a:prstGeom>
+                  </pic:spPr>
+                </pic:pic>
+              </a:graphicData>
+            </a:graphic>
+          </wp:inline>
+        </w:drawing>
       </w:r>
     </w:p>
     <w:p>
@@ -572,6 +692,66 @@
       </w:pPr>
       <w:r>
         <w:rPr>
+          <w:b w:val="false"/>
+          <w:bCs w:val="false"/>
+          <w:sz w:val="24"/>
+          <w:szCs w:val="24"/>
+        </w:rPr>
+        <w:t xml:space="preserve">Dưới đây là giao diện màn hình lập kế hoạch WBS kết hợp Gantt SVG đường găng:</w:t>
+      </w:r>
+    </w:p>
+    <w:p>
+      <w:pPr>
+        <w:spacing w:after="200" w:before="120"/>
+        <w:jc w:val="center"/>
+      </w:pPr>
+      <w:r>
+        <w:drawing>
+          <wp:inline distT="0" distB="0" distL="0" distR="0">
+            <wp:extent cx="5238750" cy="2943225"/>
+            <wp:effectExtent t="0" r="0" b="0" l="0"/>
+            <wp:docPr id="1" name="" descr="" title=""/>
+            <wp:cNvGraphicFramePr>
+              <a:graphicFrameLocks xmlns:a="http://schemas.openxmlformats.org/drawingml/2006/main" noChangeAspect="1"/>
+            </wp:cNvGraphicFramePr>
+            <a:graphic xmlns:a="http://schemas.openxmlformats.org/drawingml/2006/main">
+              <a:graphicData uri="http://schemas.openxmlformats.org/drawingml/2006/picture">
+                <pic:pic xmlns:pic="http://schemas.openxmlformats.org/drawingml/2006/picture">
+                  <pic:nvPicPr>
+                    <pic:cNvPr id="0" name="" descr=""/>
+                    <pic:cNvPicPr>
+                      <a:picLocks noChangeAspect="1" noChangeArrowheads="1"/>
+                    </pic:cNvPicPr>
+                  </pic:nvPicPr>
+                  <pic:blipFill>
+                    <a:blip r:embed="rId9" cstate="none"/>
+                    <a:srcRect/>
+                    <a:stretch>
+                      <a:fillRect/>
+                    </a:stretch>
+                  </pic:blipFill>
+                  <pic:spPr bwMode="auto">
+                    <a:xfrm>
+                      <a:off x="0" y="0"/>
+                      <a:ext cx="5238750" cy="2943225"/>
+                    </a:xfrm>
+                    <a:prstGeom prst="rect">
+                      <a:avLst/>
+                    </a:prstGeom>
+                  </pic:spPr>
+                </pic:pic>
+              </a:graphicData>
+            </a:graphic>
+          </wp:inline>
+        </w:drawing>
+      </w:r>
+    </w:p>
+    <w:p>
+      <w:pPr>
+        <w:spacing w:after="120"/>
+      </w:pPr>
+      <w:r>
+        <w:rPr>
           <w:b/>
           <w:bCs/>
           <w:sz w:val="24"/>
@@ -671,6 +851,66 @@
           <w:szCs w:val="24"/>
         </w:rPr>
         <w:t xml:space="preserve">2. Kéo thả Task '2.1 Code Backend API' từ cột 'Cần làm' sang 'Đang làm' để báo cáo tiến độ.</w:t>
+      </w:r>
+    </w:p>
+    <w:p>
+      <w:pPr>
+        <w:spacing w:after="120"/>
+      </w:pPr>
+      <w:r>
+        <w:rPr>
+          <w:b w:val="false"/>
+          <w:bCs w:val="false"/>
+          <w:sz w:val="24"/>
+          <w:szCs w:val="24"/>
+        </w:rPr>
+        <w:t xml:space="preserve">Dưới đây là giao diện Kanban board cập nhật công việc:</w:t>
+      </w:r>
+    </w:p>
+    <w:p>
+      <w:pPr>
+        <w:spacing w:after="200" w:before="120"/>
+        <w:jc w:val="center"/>
+      </w:pPr>
+      <w:r>
+        <w:drawing>
+          <wp:inline distT="0" distB="0" distL="0" distR="0">
+            <wp:extent cx="5238750" cy="2943225"/>
+            <wp:effectExtent t="0" r="0" b="0" l="0"/>
+            <wp:docPr id="1" name="" descr="" title=""/>
+            <wp:cNvGraphicFramePr>
+              <a:graphicFrameLocks xmlns:a="http://schemas.openxmlformats.org/drawingml/2006/main" noChangeAspect="1"/>
+            </wp:cNvGraphicFramePr>
+            <a:graphic xmlns:a="http://schemas.openxmlformats.org/drawingml/2006/main">
+              <a:graphicData uri="http://schemas.openxmlformats.org/drawingml/2006/picture">
+                <pic:pic xmlns:pic="http://schemas.openxmlformats.org/drawingml/2006/picture">
+                  <pic:nvPicPr>
+                    <pic:cNvPr id="0" name="" descr=""/>
+                    <pic:cNvPicPr>
+                      <a:picLocks noChangeAspect="1" noChangeArrowheads="1"/>
+                    </pic:cNvPicPr>
+                  </pic:nvPicPr>
+                  <pic:blipFill>
+                    <a:blip r:embed="rId10" cstate="none"/>
+                    <a:srcRect/>
+                    <a:stretch>
+                      <a:fillRect/>
+                    </a:stretch>
+                  </pic:blipFill>
+                  <pic:spPr bwMode="auto">
+                    <a:xfrm>
+                      <a:off x="0" y="0"/>
+                      <a:ext cx="5238750" cy="2943225"/>
+                    </a:xfrm>
+                    <a:prstGeom prst="rect">
+                      <a:avLst/>
+                    </a:prstGeom>
+                  </pic:spPr>
+                </pic:pic>
+              </a:graphicData>
+            </a:graphic>
+          </wp:inline>
+        </w:drawing>
       </w:r>
     </w:p>
     <w:p>
@@ -886,6 +1126,66 @@
     </w:p>
     <w:p>
       <w:pPr>
+        <w:spacing w:after="120"/>
+      </w:pPr>
+      <w:r>
+        <w:rPr>
+          <w:b w:val="false"/>
+          <w:bCs w:val="false"/>
+          <w:sz w:val="24"/>
+          <w:szCs w:val="24"/>
+        </w:rPr>
+        <w:t xml:space="preserve">Dưới đây là giao diện thực thi kịch bản kiểm thử tự động báo Bug:</w:t>
+      </w:r>
+    </w:p>
+    <w:p>
+      <w:pPr>
+        <w:spacing w:after="200" w:before="120"/>
+        <w:jc w:val="center"/>
+      </w:pPr>
+      <w:r>
+        <w:drawing>
+          <wp:inline distT="0" distB="0" distL="0" distR="0">
+            <wp:extent cx="5238750" cy="2943225"/>
+            <wp:effectExtent t="0" r="0" b="0" l="0"/>
+            <wp:docPr id="1" name="" descr="" title=""/>
+            <wp:cNvGraphicFramePr>
+              <a:graphicFrameLocks xmlns:a="http://schemas.openxmlformats.org/drawingml/2006/main" noChangeAspect="1"/>
+            </wp:cNvGraphicFramePr>
+            <a:graphic xmlns:a="http://schemas.openxmlformats.org/drawingml/2006/main">
+              <a:graphicData uri="http://schemas.openxmlformats.org/drawingml/2006/picture">
+                <pic:pic xmlns:pic="http://schemas.openxmlformats.org/drawingml/2006/picture">
+                  <pic:nvPicPr>
+                    <pic:cNvPr id="0" name="" descr=""/>
+                    <pic:cNvPicPr>
+                      <a:picLocks noChangeAspect="1" noChangeArrowheads="1"/>
+                    </pic:cNvPicPr>
+                  </pic:nvPicPr>
+                  <pic:blipFill>
+                    <a:blip r:embed="rId11" cstate="none"/>
+                    <a:srcRect/>
+                    <a:stretch>
+                      <a:fillRect/>
+                    </a:stretch>
+                  </pic:blipFill>
+                  <pic:spPr bwMode="auto">
+                    <a:xfrm>
+                      <a:off x="0" y="0"/>
+                      <a:ext cx="5238750" cy="2943225"/>
+                    </a:xfrm>
+                    <a:prstGeom prst="rect">
+                      <a:avLst/>
+                    </a:prstGeom>
+                  </pic:spPr>
+                </pic:pic>
+              </a:graphicData>
+            </a:graphic>
+          </wp:inline>
+        </w:drawing>
+      </w:r>
+    </w:p>
+    <w:p>
+      <w:pPr>
         <w:pStyle w:val="Heading1"/>
         <w:spacing w:after="120" w:before="240"/>
       </w:pPr>
@@ -1004,6 +1304,66 @@
           <w:szCs w:val="24"/>
         </w:rPr>
         <w:t xml:space="preserve">PM Minh truy cập vào tab Tài chính (Finance) để xem biểu đồ SVG trực quan hóa các đường cong PV, EV, AC và đưa ra các dự báo ngày hoàn thành chính xác.</w:t>
+      </w:r>
+    </w:p>
+    <w:p>
+      <w:pPr>
+        <w:spacing w:after="120"/>
+      </w:pPr>
+      <w:r>
+        <w:rPr>
+          <w:b w:val="false"/>
+          <w:bCs w:val="false"/>
+          <w:sz w:val="24"/>
+          <w:szCs w:val="24"/>
+        </w:rPr>
+        <w:t xml:space="preserve">Dưới đây là giao diện phân tích sức khỏe tài chính dự án EVM:</w:t>
+      </w:r>
+    </w:p>
+    <w:p>
+      <w:pPr>
+        <w:spacing w:after="200" w:before="120"/>
+        <w:jc w:val="center"/>
+      </w:pPr>
+      <w:r>
+        <w:drawing>
+          <wp:inline distT="0" distB="0" distL="0" distR="0">
+            <wp:extent cx="5238750" cy="2943225"/>
+            <wp:effectExtent t="0" r="0" b="0" l="0"/>
+            <wp:docPr id="1" name="" descr="" title=""/>
+            <wp:cNvGraphicFramePr>
+              <a:graphicFrameLocks xmlns:a="http://schemas.openxmlformats.org/drawingml/2006/main" noChangeAspect="1"/>
+            </wp:cNvGraphicFramePr>
+            <a:graphic xmlns:a="http://schemas.openxmlformats.org/drawingml/2006/main">
+              <a:graphicData uri="http://schemas.openxmlformats.org/drawingml/2006/picture">
+                <pic:pic xmlns:pic="http://schemas.openxmlformats.org/drawingml/2006/picture">
+                  <pic:nvPicPr>
+                    <pic:cNvPr id="0" name="" descr=""/>
+                    <pic:cNvPicPr>
+                      <a:picLocks noChangeAspect="1" noChangeArrowheads="1"/>
+                    </pic:cNvPicPr>
+                  </pic:nvPicPr>
+                  <pic:blipFill>
+                    <a:blip r:embed="rId12" cstate="none"/>
+                    <a:srcRect/>
+                    <a:stretch>
+                      <a:fillRect/>
+                    </a:stretch>
+                  </pic:blipFill>
+                  <pic:spPr bwMode="auto">
+                    <a:xfrm>
+                      <a:off x="0" y="0"/>
+                      <a:ext cx="5238750" cy="2943225"/>
+                    </a:xfrm>
+                    <a:prstGeom prst="rect">
+                      <a:avLst/>
+                    </a:prstGeom>
+                  </pic:spPr>
+                </pic:pic>
+              </a:graphicData>
+            </a:graphic>
+          </wp:inline>
+        </w:drawing>
       </w:r>
     </w:p>
     <w:p>

--- a/Project-Mannager-System/huong-dan-su-dung.docx
+++ b/Project-Mannager-System/huong-dan-su-dung.docx
@@ -15,7 +15,7 @@
           <w:sz w:val="36"/>
           <w:szCs w:val="36"/>
         </w:rPr>
-        <w:t xml:space="preserve">TÀI LIỆU HƯỚNG DẪN SỬ DỤNG HỆ THỐNG PM DAILY v1.2.0</w:t>
+        <w:t xml:space="preserve">HƯỚNG DẪN SỬ DỤNG HỆ THỐNG PM DAILY v1.2.0</w:t>
       </w:r>
     </w:p>
     <w:p>
@@ -29,7 +29,7 @@
           <w:sz w:val="24"/>
           <w:szCs w:val="24"/>
         </w:rPr>
-        <w:t xml:space="preserve">Quy trình Lập kế hoạch &amp; Quản lý dự án toàn trình (End-to-End Software Management)</w:t>
+        <w:t xml:space="preserve">Hướng Dẫn Thao Tác Chi Tiết Từng Bước Theo Vai Trò Trên Dự Án Mẫu CRM</w:t>
       </w:r>
     </w:p>
     <w:p>
@@ -52,103 +52,21 @@
           <w:sz w:val="24"/>
           <w:szCs w:val="24"/>
         </w:rPr>
-        <w:t xml:space="preserve">Hệ thống PM Daily v1.2.0 là giải pháp quản lý công việc và dự án phần mềm toàn diện, hỗ trợ toàn bộ vòng đời phát triển phần mềm (SDLC) từ khâu lập kế hoạch, phân rã công việc (WBS), lập lịch biểu (CPM), thực thi Agile/Sprints, cho tới Tích hợp Git Commit, Quản lý kiểm thử (QA) và Theo dõi sức khỏe tài chính dự án thông qua phương pháp Quản lý giá trị kiếm được (EVM).</w:t>
-      </w:r>
-    </w:p>
-    <w:p>
-      <w:pPr>
-        <w:spacing w:after="120"/>
-      </w:pPr>
-      <w:r>
-        <w:rPr>
-          <w:b w:val="false"/>
-          <w:bCs w:val="false"/>
-          <w:sz w:val="24"/>
-          <w:szCs w:val="24"/>
-        </w:rPr>
-        <w:t xml:space="preserve">Hệ thống phân quyền nghiêm ngặt dựa trên vai trò (Role-based Access Control - RBAC) bao gồm 4 vai trò chính:</w:t>
-      </w:r>
-    </w:p>
-    <w:p>
-      <w:pPr>
-        <w:pStyle w:val="ListParagraph"/>
-        <w:numPr>
-          <w:ilvl w:val="0"/>
-          <w:numId w:val="1"/>
-        </w:numPr>
-        <w:spacing w:after="80"/>
-      </w:pPr>
-      <w:r>
-        <w:rPr>
-          <w:sz w:val="24"/>
-          <w:szCs w:val="24"/>
-        </w:rPr>
-        <w:t xml:space="preserve">ADMIN: Quản trị hệ thống, cấp phát tài khoản, phân quyền vai trò và giám sát nhật ký bảo mật (Audit Logs).</w:t>
-      </w:r>
-    </w:p>
-    <w:p>
-      <w:pPr>
-        <w:pStyle w:val="ListParagraph"/>
-        <w:numPr>
-          <w:ilvl w:val="0"/>
-          <w:numId w:val="1"/>
-        </w:numPr>
-        <w:spacing w:after="80"/>
-      </w:pPr>
-      <w:r>
-        <w:rPr>
-          <w:sz w:val="24"/>
-          <w:szCs w:val="24"/>
-        </w:rPr>
-        <w:t xml:space="preserve">PROJECT_MANAGER (PM): Chủ dự án, có quyền tạo dự án, thiết lập đơn giá thành viên (được mã hóa AES-256-GCM), lập kế hoạch WBS/CPM, thiết lập baseline EVM, quản lý Sprints, Wiki và Test Runs.</w:t>
-      </w:r>
-    </w:p>
-    <w:p>
-      <w:pPr>
-        <w:pStyle w:val="ListParagraph"/>
-        <w:numPr>
-          <w:ilvl w:val="0"/>
-          <w:numId w:val="1"/>
-        </w:numPr>
-        <w:spacing w:after="80"/>
-      </w:pPr>
-      <w:r>
-        <w:rPr>
-          <w:sz w:val="24"/>
-          <w:szCs w:val="24"/>
-        </w:rPr>
-        <w:t xml:space="preserve">DEVELOPER: Thành viên thực thi, thực hiện cập nhật trạng thái Task trên Kanban board, soạn thảo tài liệu Wiki, và commit code liên kết trực tiếp với mã Task.</w:t>
-      </w:r>
-    </w:p>
-    <w:p>
-      <w:pPr>
-        <w:pStyle w:val="ListParagraph"/>
-        <w:numPr>
-          <w:ilvl w:val="0"/>
-          <w:numId w:val="1"/>
-        </w:numPr>
-        <w:spacing w:after="80"/>
-      </w:pPr>
-      <w:r>
-        <w:rPr>
-          <w:sz w:val="24"/>
-          <w:szCs w:val="24"/>
-        </w:rPr>
-        <w:t xml:space="preserve">TESTER / QA: Chuyên viên kiểm thử, thiết lập kịch bản Test Cases, chạy các đợt Test Runs và kiểm thử lỗi. Hệ thống tự động chuyển đổi Test Step bị hỏng (FAILED) thành một Issue loại BUG gán trực tiếp cho Developer.</w:t>
-      </w:r>
-    </w:p>
-    <w:p>
-      <w:pPr>
-        <w:spacing w:after="120"/>
-      </w:pPr>
-      <w:r>
-        <w:rPr>
-          <w:b w:val="false"/>
-          <w:bCs w:val="false"/>
-          <w:sz w:val="24"/>
-          <w:szCs w:val="24"/>
-        </w:rPr>
-        <w:t xml:space="preserve">Dưới đây là giao diện màn hình Đăng nhập của ứng dụng:</w:t>
+        <w:t xml:space="preserve">PM Daily v1.2.0 là hệ thống quản lý công việc và dự án phần mềm chuyên nghiệp. Tài liệu này cung cấp hướng dẫn chi tiết, từng bước một (step-by-step) cách thao tác nhập liệu trên hệ thống cho từng vai trò dựa trên dự án mẫu thực tế: "Hệ thống bán hàng trực tuyến CRM (PRJ-CRM)".</w:t>
+      </w:r>
+    </w:p>
+    <w:p>
+      <w:pPr>
+        <w:spacing w:after="120"/>
+      </w:pPr>
+      <w:r>
+        <w:rPr>
+          <w:b w:val="false"/>
+          <w:bCs w:val="false"/>
+          <w:sz w:val="24"/>
+          <w:szCs w:val="24"/>
+        </w:rPr>
+        <w:t xml:space="preserve">Giao diện đăng nhập hệ thống PM Daily:</w:t>
       </w:r>
     </w:p>
     <w:p>
@@ -159,7 +77,7 @@
       <w:r>
         <w:drawing>
           <wp:inline distT="0" distB="0" distL="0" distR="0">
-            <wp:extent cx="5238750" cy="2943225"/>
+            <wp:extent cx="4953000" cy="2781300"/>
             <wp:effectExtent t="0" r="0" b="0" l="0"/>
             <wp:docPr id="1" name="" descr="" title=""/>
             <wp:cNvGraphicFramePr>
@@ -184,7 +102,7 @@
                   <pic:spPr bwMode="auto">
                     <a:xfrm>
                       <a:off x="0" y="0"/>
-                      <a:ext cx="5238750" cy="2943225"/>
+                      <a:ext cx="4953000" cy="2781300"/>
                     </a:xfrm>
                     <a:prstGeom prst="rect">
                       <a:avLst/>
@@ -203,63 +121,86 @@
         <w:spacing w:after="120" w:before="240"/>
       </w:pPr>
       <w:r>
-        <w:t xml:space="preserve">2. KỊCH BẢN DỰ ÁN MẪU: HỆ THỐNG BÁN HÀNG CRM</w:t>
-      </w:r>
-    </w:p>
-    <w:p>
-      <w:pPr>
-        <w:spacing w:after="120"/>
-      </w:pPr>
-      <w:r>
-        <w:rPr>
-          <w:b w:val="false"/>
-          <w:bCs w:val="false"/>
-          <w:sz w:val="24"/>
-          <w:szCs w:val="24"/>
-        </w:rPr>
-        <w:t xml:space="preserve">Để giúp người dùng dễ tiếp cận, tài liệu này hướng dẫn các bước thiết lập và vận hành dự án thực tế:</w:t>
-      </w:r>
-    </w:p>
-    <w:p>
-      <w:pPr>
-        <w:spacing w:after="120"/>
-      </w:pPr>
-      <w:r>
-        <w:rPr>
-          <w:b/>
-          <w:bCs/>
-          <w:sz w:val="24"/>
-          <w:szCs w:val="24"/>
-        </w:rPr>
-        <w:t xml:space="preserve">Tên dự án: Hệ thống bán hàng trực tuyến CRM (Mã dự án: PRJ-CRM)</w:t>
-      </w:r>
-    </w:p>
-    <w:p>
-      <w:pPr>
-        <w:spacing w:after="120"/>
-      </w:pPr>
-      <w:r>
-        <w:rPr>
-          <w:b w:val="false"/>
-          <w:bCs w:val="false"/>
-          <w:sz w:val="24"/>
-          <w:szCs w:val="24"/>
-        </w:rPr>
-        <w:t xml:space="preserve">Thành viên tham gia: PM Minh (Vai trò PM), Dev Hùng (Vai trò Developer), QA Lan (Vai trò Tester).</w:t>
-      </w:r>
-    </w:p>
-    <w:p>
-      <w:pPr>
-        <w:spacing w:after="120"/>
-      </w:pPr>
-      <w:r>
-        <w:rPr>
-          <w:b w:val="false"/>
-          <w:bCs w:val="false"/>
-          <w:sz w:val="24"/>
-          <w:szCs w:val="24"/>
-        </w:rPr>
-        <w:t xml:space="preserve">Dưới đây là giao diện màn hình Dashboard chung sau khi dự án đã đi vào hoạt động ổn định:</w:t>
+        <w:t xml:space="preserve">2. DỰ ÁN MẪU THỰC HÀNH: DỰ ÁN CRM</w:t>
+      </w:r>
+    </w:p>
+    <w:p>
+      <w:pPr>
+        <w:spacing w:after="120"/>
+      </w:pPr>
+      <w:r>
+        <w:rPr>
+          <w:b w:val="false"/>
+          <w:bCs w:val="false"/>
+          <w:sz w:val="24"/>
+          <w:szCs w:val="24"/>
+        </w:rPr>
+        <w:t xml:space="preserve">Để minh họa trực quan, chúng ta sẽ thực hành nhập liệu trên dự án mẫu với các thông số sau:</w:t>
+      </w:r>
+    </w:p>
+    <w:p>
+      <w:pPr>
+        <w:pStyle w:val="ListParagraph"/>
+        <w:numPr>
+          <w:ilvl w:val="0"/>
+          <w:numId w:val="1"/>
+        </w:numPr>
+        <w:spacing w:after="80"/>
+      </w:pPr>
+      <w:r>
+        <w:rPr>
+          <w:sz w:val="24"/>
+          <w:szCs w:val="24"/>
+        </w:rPr>
+        <w:t xml:space="preserve">Mã dự án: PRJ-CRM</w:t>
+      </w:r>
+    </w:p>
+    <w:p>
+      <w:pPr>
+        <w:pStyle w:val="ListParagraph"/>
+        <w:numPr>
+          <w:ilvl w:val="0"/>
+          <w:numId w:val="1"/>
+        </w:numPr>
+        <w:spacing w:after="80"/>
+      </w:pPr>
+      <w:r>
+        <w:rPr>
+          <w:sz w:val="24"/>
+          <w:szCs w:val="24"/>
+        </w:rPr>
+        <w:t xml:space="preserve">Tên dự án: Hệ thống bán hàng trực tuyến CRM</w:t>
+      </w:r>
+    </w:p>
+    <w:p>
+      <w:pPr>
+        <w:pStyle w:val="ListParagraph"/>
+        <w:numPr>
+          <w:ilvl w:val="0"/>
+          <w:numId w:val="1"/>
+        </w:numPr>
+        <w:spacing w:after="80"/>
+      </w:pPr>
+      <w:r>
+        <w:rPr>
+          <w:sz w:val="24"/>
+          <w:szCs w:val="24"/>
+        </w:rPr>
+        <w:t xml:space="preserve">Thành viên tham gia: PM Minh (PROJECT_MANAGER), Dev Hùng (DEVELOPER), QA Lan (TESTER).</w:t>
+      </w:r>
+    </w:p>
+    <w:p>
+      <w:pPr>
+        <w:spacing w:after="120"/>
+      </w:pPr>
+      <w:r>
+        <w:rPr>
+          <w:b w:val="false"/>
+          <w:bCs w:val="false"/>
+          <w:sz w:val="24"/>
+          <w:szCs w:val="24"/>
+        </w:rPr>
+        <w:t xml:space="preserve">Dưới đây là giao diện màn hình Dashboard tổng quan sau khi nạp dự án mẫu:</w:t>
       </w:r>
     </w:p>
     <w:p>
@@ -270,7 +211,7 @@
       <w:r>
         <w:drawing>
           <wp:inline distT="0" distB="0" distL="0" distR="0">
-            <wp:extent cx="5238750" cy="2943225"/>
+            <wp:extent cx="4953000" cy="2781300"/>
             <wp:effectExtent t="0" r="0" b="0" l="0"/>
             <wp:docPr id="1" name="" descr="" title=""/>
             <wp:cNvGraphicFramePr>
@@ -295,7 +236,7 @@
                   <pic:spPr bwMode="auto">
                     <a:xfrm>
                       <a:off x="0" y="0"/>
-                      <a:ext cx="5238750" cy="2943225"/>
+                      <a:ext cx="4953000" cy="2781300"/>
                     </a:xfrm>
                     <a:prstGeom prst="rect">
                       <a:avLst/>
@@ -314,7 +255,7 @@
         <w:spacing w:after="120" w:before="240"/>
       </w:pPr>
       <w:r>
-        <w:t xml:space="preserve">3. HƯỚNG DẪN CHI TIẾT THEO TỪNG VAI TRÒ</w:t>
+        <w:t xml:space="preserve">3. HƯỚNG DẪN THAO TÁC CHI TIẾT CHO TỪNG VAI TRÒ</w:t>
       </w:r>
     </w:p>
     <w:p>
@@ -323,7 +264,21 @@
         <w:spacing w:after="120" w:before="240"/>
       </w:pPr>
       <w:r>
-        <w:t xml:space="preserve">3.1 Dành cho ADMIN — Cấp phát &amp; Giám sát hệ thống</w:t>
+        <w:t xml:space="preserve">3.1 Vai Trò ADMIN — Khởi tạo người dùng &amp; Phân Quyền</w:t>
+      </w:r>
+    </w:p>
+    <w:p>
+      <w:pPr>
+        <w:spacing w:after="120"/>
+      </w:pPr>
+      <w:r>
+        <w:rPr>
+          <w:b w:val="false"/>
+          <w:bCs w:val="false"/>
+          <w:sz w:val="24"/>
+          <w:szCs w:val="24"/>
+        </w:rPr>
+        <w:t xml:space="preserve">Mục tiêu: Đăng ký tài khoản cho các thành viên dự án và kiểm tra bảo mật nhật ký audit.</w:t>
       </w:r>
     </w:p>
     <w:p>
@@ -337,114 +292,176 @@
           <w:sz w:val="24"/>
           <w:szCs w:val="24"/>
         </w:rPr>
-        <w:t xml:space="preserve">Bước 1: Khởi tạo tài khoản nhân sự</w:t>
-      </w:r>
-    </w:p>
-    <w:p>
-      <w:pPr>
-        <w:spacing w:after="120"/>
-      </w:pPr>
-      <w:r>
-        <w:rPr>
-          <w:b w:val="false"/>
-          <w:bCs w:val="false"/>
-          <w:sz w:val="24"/>
-          <w:szCs w:val="24"/>
-        </w:rPr>
-        <w:t xml:space="preserve">1. Đăng nhập vào hệ thống với tài khoản admin hệ thống.</w:t>
-      </w:r>
-    </w:p>
-    <w:p>
-      <w:pPr>
-        <w:spacing w:after="120"/>
-      </w:pPr>
-      <w:r>
-        <w:rPr>
-          <w:b w:val="false"/>
-          <w:bCs w:val="false"/>
-          <w:sz w:val="24"/>
-          <w:szCs w:val="24"/>
-        </w:rPr>
-        <w:t xml:space="preserve">2. Điều hướng tới menu Quản trị người dùng (Admin Panel &gt; Users).</w:t>
-      </w:r>
-    </w:p>
-    <w:p>
-      <w:pPr>
-        <w:spacing w:after="120"/>
-      </w:pPr>
-      <w:r>
-        <w:rPr>
-          <w:b w:val="false"/>
-          <w:bCs w:val="false"/>
-          <w:sz w:val="24"/>
-          <w:szCs w:val="24"/>
-        </w:rPr>
-        <w:t xml:space="preserve">3. Nhấn nút '+ Thêm người dùng' và điền thông tin cho 3 tài khoản:</w:t>
-      </w:r>
-    </w:p>
-    <w:p>
-      <w:pPr>
-        <w:pStyle w:val="ListParagraph"/>
-        <w:numPr>
-          <w:ilvl w:val="0"/>
-          <w:numId w:val="1"/>
-        </w:numPr>
-        <w:spacing w:after="80"/>
-      </w:pPr>
-      <w:r>
-        <w:rPr>
-          <w:sz w:val="24"/>
-          <w:szCs w:val="24"/>
-        </w:rPr>
-        <w:t xml:space="preserve">PM Minh: Username: pm.minh, Email: pm.minh@company.com, Role: PROJECT_MANAGER.</w:t>
-      </w:r>
-    </w:p>
-    <w:p>
-      <w:pPr>
-        <w:pStyle w:val="ListParagraph"/>
-        <w:numPr>
-          <w:ilvl w:val="0"/>
-          <w:numId w:val="1"/>
-        </w:numPr>
-        <w:spacing w:after="80"/>
-      </w:pPr>
-      <w:r>
-        <w:rPr>
-          <w:sz w:val="24"/>
-          <w:szCs w:val="24"/>
-        </w:rPr>
-        <w:t xml:space="preserve">Dev Hùng: Username: dev.hung, Email: dev.hung@company.com, Role: PROJECT_MEMBER.</w:t>
-      </w:r>
-    </w:p>
-    <w:p>
-      <w:pPr>
-        <w:pStyle w:val="ListParagraph"/>
-        <w:numPr>
-          <w:ilvl w:val="0"/>
-          <w:numId w:val="1"/>
-        </w:numPr>
-        <w:spacing w:after="80"/>
-      </w:pPr>
-      <w:r>
-        <w:rPr>
-          <w:sz w:val="24"/>
-          <w:szCs w:val="24"/>
-        </w:rPr>
-        <w:t xml:space="preserve">QA Lan: Username: qa.lan, Email: qa.lan@company.com, Role: PROJECT_MEMBER.</w:t>
-      </w:r>
-    </w:p>
-    <w:p>
-      <w:pPr>
-        <w:spacing w:after="120"/>
-      </w:pPr>
-      <w:r>
-        <w:rPr>
-          <w:b w:val="false"/>
-          <w:bCs w:val="false"/>
-          <w:sz w:val="24"/>
-          <w:szCs w:val="24"/>
-        </w:rPr>
-        <w:t xml:space="preserve">4. Nhấn 'Lưu' để hệ thống mã hóa mật khẩu và lưu cơ sở dữ liệu.</w:t>
+        <w:t xml:space="preserve">Bước 1: Tạo tài khoản người dùng mới</w:t>
+      </w:r>
+    </w:p>
+    <w:p>
+      <w:pPr>
+        <w:spacing w:after="120"/>
+      </w:pPr>
+      <w:r>
+        <w:rPr>
+          <w:b w:val="false"/>
+          <w:bCs w:val="false"/>
+          <w:sz w:val="24"/>
+          <w:szCs w:val="24"/>
+        </w:rPr>
+        <w:t xml:space="preserve">1. Đăng nhập vào PM Daily bằng tài khoản admin hệ thống.</w:t>
+      </w:r>
+    </w:p>
+    <w:p>
+      <w:pPr>
+        <w:spacing w:after="120"/>
+      </w:pPr>
+      <w:r>
+        <w:rPr>
+          <w:b w:val="false"/>
+          <w:bCs w:val="false"/>
+          <w:sz w:val="24"/>
+          <w:szCs w:val="24"/>
+        </w:rPr>
+        <w:t xml:space="preserve">2. Trên thanh điều hướng bên trái, nhấp chọn menu 'Admin Panel', chọn tiếp mục 'Users' (Người dùng).</w:t>
+      </w:r>
+    </w:p>
+    <w:p>
+      <w:pPr>
+        <w:spacing w:after="120"/>
+      </w:pPr>
+      <w:r>
+        <w:rPr>
+          <w:b w:val="false"/>
+          <w:bCs w:val="false"/>
+          <w:sz w:val="24"/>
+          <w:szCs w:val="24"/>
+        </w:rPr>
+        <w:t xml:space="preserve">3. Nhấp chuột vào nút '+ Thêm người dùng' ở góc trên bên phải màn hình. Hộp thoại modal tạo mới sẽ hiển thị.</w:t>
+      </w:r>
+    </w:p>
+    <w:p>
+      <w:pPr>
+        <w:spacing w:after="120"/>
+      </w:pPr>
+      <w:r>
+        <w:rPr>
+          <w:b w:val="false"/>
+          <w:bCs w:val="false"/>
+          <w:sz w:val="24"/>
+          <w:szCs w:val="24"/>
+        </w:rPr>
+        <w:t xml:space="preserve">4. Tiến hành điền thông tin vào các trường nhập liệu cụ thể như sau:</w:t>
+      </w:r>
+    </w:p>
+    <w:p>
+      <w:pPr>
+        <w:pStyle w:val="ListParagraph"/>
+        <w:numPr>
+          <w:ilvl w:val="0"/>
+          <w:numId w:val="1"/>
+        </w:numPr>
+        <w:spacing w:after="80"/>
+      </w:pPr>
+      <w:r>
+        <w:rPr>
+          <w:sz w:val="24"/>
+          <w:szCs w:val="24"/>
+        </w:rPr>
+        <w:t xml:space="preserve">- Tên đăng nhập: Nhập 'pm.minh'</w:t>
+      </w:r>
+    </w:p>
+    <w:p>
+      <w:pPr>
+        <w:pStyle w:val="ListParagraph"/>
+        <w:numPr>
+          <w:ilvl w:val="0"/>
+          <w:numId w:val="1"/>
+        </w:numPr>
+        <w:spacing w:after="80"/>
+      </w:pPr>
+      <w:r>
+        <w:rPr>
+          <w:sz w:val="24"/>
+          <w:szCs w:val="24"/>
+        </w:rPr>
+        <w:t xml:space="preserve">- Email: Nhập 'pm.minh@company.com'</w:t>
+      </w:r>
+    </w:p>
+    <w:p>
+      <w:pPr>
+        <w:pStyle w:val="ListParagraph"/>
+        <w:numPr>
+          <w:ilvl w:val="0"/>
+          <w:numId w:val="1"/>
+        </w:numPr>
+        <w:spacing w:after="80"/>
+      </w:pPr>
+      <w:r>
+        <w:rPr>
+          <w:sz w:val="24"/>
+          <w:szCs w:val="24"/>
+        </w:rPr>
+        <w:t xml:space="preserve">- Tên đầy đủ: Nhập 'PM Minh'</w:t>
+      </w:r>
+    </w:p>
+    <w:p>
+      <w:pPr>
+        <w:pStyle w:val="ListParagraph"/>
+        <w:numPr>
+          <w:ilvl w:val="0"/>
+          <w:numId w:val="1"/>
+        </w:numPr>
+        <w:spacing w:after="80"/>
+      </w:pPr>
+      <w:r>
+        <w:rPr>
+          <w:sz w:val="24"/>
+          <w:szCs w:val="24"/>
+        </w:rPr>
+        <w:t xml:space="preserve">- Mật khẩu: Nhập 'Pm@12345' (Yêu cầu mật khẩu có độ dài tối thiểu 8 ký tự, chứa chữ hoa, chữ thường và chữ số)</w:t>
+      </w:r>
+    </w:p>
+    <w:p>
+      <w:pPr>
+        <w:pStyle w:val="ListParagraph"/>
+        <w:numPr>
+          <w:ilvl w:val="0"/>
+          <w:numId w:val="1"/>
+        </w:numPr>
+        <w:spacing w:after="80"/>
+      </w:pPr>
+      <w:r>
+        <w:rPr>
+          <w:sz w:val="24"/>
+          <w:szCs w:val="24"/>
+        </w:rPr>
+        <w:t xml:space="preserve">- Vai trò: Nhấp chọn 'PROJECT_MANAGER' từ danh sách thả xuống.</w:t>
+      </w:r>
+    </w:p>
+    <w:p>
+      <w:pPr>
+        <w:spacing w:after="120"/>
+      </w:pPr>
+      <w:r>
+        <w:rPr>
+          <w:b w:val="false"/>
+          <w:bCs w:val="false"/>
+          <w:sz w:val="24"/>
+          <w:szCs w:val="24"/>
+        </w:rPr>
+        <w:t xml:space="preserve">5. Nhấp nút 'Lưu thông tin' ở cuối modal để hoàn tất tạo tài khoản PM Minh.</w:t>
+      </w:r>
+    </w:p>
+    <w:p>
+      <w:pPr>
+        <w:spacing w:after="120"/>
+      </w:pPr>
+      <w:r>
+        <w:rPr>
+          <w:b w:val="false"/>
+          <w:bCs w:val="false"/>
+          <w:sz w:val="24"/>
+          <w:szCs w:val="24"/>
+        </w:rPr>
+        <w:t xml:space="preserve">6. Thực hiện lặp lại quy trình trên để tạo thêm tài khoản cho Dev Hùng (username: 'dev.hung', role: 'PROJECT_MEMBER') và QA Lan (username: 'qa.lan', role: 'PROJECT_MEMBER').</w:t>
       </w:r>
     </w:p>
     <w:p>
@@ -458,35 +475,35 @@
           <w:sz w:val="24"/>
           <w:szCs w:val="24"/>
         </w:rPr>
-        <w:t xml:space="preserve">Bước 2: Giám sát nhật ký bảo mật (Audit Logs)</w:t>
-      </w:r>
-    </w:p>
-    <w:p>
-      <w:pPr>
-        <w:spacing w:after="120"/>
-      </w:pPr>
-      <w:r>
-        <w:rPr>
-          <w:b w:val="false"/>
-          <w:bCs w:val="false"/>
-          <w:sz w:val="24"/>
-          <w:szCs w:val="24"/>
-        </w:rPr>
-        <w:t xml:space="preserve">1. Điều hướng tới menu Admin Panel &gt; Nhật ký Audit.</w:t>
-      </w:r>
-    </w:p>
-    <w:p>
-      <w:pPr>
-        <w:spacing w:after="120"/>
-      </w:pPr>
-      <w:r>
-        <w:rPr>
-          <w:b w:val="false"/>
-          <w:bCs w:val="false"/>
-          <w:sz w:val="24"/>
-          <w:szCs w:val="24"/>
-        </w:rPr>
-        <w:t xml:space="preserve">2. Hệ thống ghi lại toàn bộ hành động đăng nhập, cập nhật phân quyền, thay đổi thông tin nhạy cảm kèm địa chỉ IP và Trace ID phục vụ truy vết.</w:t>
+        <w:t xml:space="preserve">Bước 2: Giám sát Audit Logs</w:t>
+      </w:r>
+    </w:p>
+    <w:p>
+      <w:pPr>
+        <w:spacing w:after="120"/>
+      </w:pPr>
+      <w:r>
+        <w:rPr>
+          <w:b w:val="false"/>
+          <w:bCs w:val="false"/>
+          <w:sz w:val="24"/>
+          <w:szCs w:val="24"/>
+        </w:rPr>
+        <w:t xml:space="preserve">1. Nhấp chọn menu 'Admin Panel', chọn tiếp mục 'Nhật ký Audit'.</w:t>
+      </w:r>
+    </w:p>
+    <w:p>
+      <w:pPr>
+        <w:spacing w:after="120"/>
+      </w:pPr>
+      <w:r>
+        <w:rPr>
+          <w:b w:val="false"/>
+          <w:bCs w:val="false"/>
+          <w:sz w:val="24"/>
+          <w:szCs w:val="24"/>
+        </w:rPr>
+        <w:t xml:space="preserve">2. Tại đây, ADMIN sẽ thấy danh sách các log ghi nhận hành động: cột 'Hành động' hiển thị 'LOGIN_SUCCESS', 'Tên đăng nhập' hiển thị 'pm.minh', kèm địa chỉ IP và mã Trace ID chi tiết của request.</w:t>
       </w:r>
     </w:p>
     <w:p>
@@ -495,7 +512,21 @@
         <w:spacing w:after="120" w:before="240"/>
       </w:pPr>
       <w:r>
-        <w:t xml:space="preserve">3.2 Dành cho PROJECT MANAGER (PM) — Lập kế hoạch &amp; Quản lý</w:t>
+        <w:t xml:space="preserve">3.2 Vai Trò PROJECT MANAGER (PM) — Lập kế hoạch &amp; Quản lý</w:t>
+      </w:r>
+    </w:p>
+    <w:p>
+      <w:pPr>
+        <w:spacing w:after="120"/>
+      </w:pPr>
+      <w:r>
+        <w:rPr>
+          <w:b w:val="false"/>
+          <w:bCs w:val="false"/>
+          <w:sz w:val="24"/>
+          <w:szCs w:val="24"/>
+        </w:rPr>
+        <w:t xml:space="preserve">Mục tiêu: Tạo dự án CRM, gán nhân sự, phân rã WBS, tính toán CPM và thiết lập Baseline tài chính.</w:t>
       </w:r>
     </w:p>
     <w:p>
@@ -509,63 +540,156 @@
           <w:sz w:val="24"/>
           <w:szCs w:val="24"/>
         </w:rPr>
-        <w:t xml:space="preserve">Bước 1: Khởi tạo Dự án CRM và thiết lập Nhân sự</w:t>
-      </w:r>
-    </w:p>
-    <w:p>
-      <w:pPr>
-        <w:spacing w:after="120"/>
-      </w:pPr>
-      <w:r>
-        <w:rPr>
-          <w:b w:val="false"/>
-          <w:bCs w:val="false"/>
-          <w:sz w:val="24"/>
-          <w:szCs w:val="24"/>
-        </w:rPr>
-        <w:t xml:space="preserve">1. Truy cập danh mục Dự án và nhấn '+ Tạo Dự án mới'.</w:t>
-      </w:r>
-    </w:p>
-    <w:p>
-      <w:pPr>
-        <w:spacing w:after="120"/>
-      </w:pPr>
-      <w:r>
-        <w:rPr>
-          <w:b w:val="false"/>
-          <w:bCs w:val="false"/>
-          <w:sz w:val="24"/>
-          <w:szCs w:val="24"/>
-        </w:rPr>
-        <w:t xml:space="preserve">2. Nhập mã dự án 'PRJ-CRM', tên 'Hệ thống bán hàng trực tuyến CRM', và chọn ngày bắt đầu.</w:t>
-      </w:r>
-    </w:p>
-    <w:p>
-      <w:pPr>
-        <w:spacing w:after="120"/>
-      </w:pPr>
-      <w:r>
-        <w:rPr>
-          <w:b w:val="false"/>
-          <w:bCs w:val="false"/>
-          <w:sz w:val="24"/>
-          <w:szCs w:val="24"/>
-        </w:rPr>
-        <w:t xml:space="preserve">3. Vào tab Thành viên dự án để gán Dev Hùng và QA Lan vào dự án.</w:t>
-      </w:r>
-    </w:p>
-    <w:p>
-      <w:pPr>
-        <w:spacing w:after="120"/>
-      </w:pPr>
-      <w:r>
-        <w:rPr>
-          <w:b w:val="false"/>
-          <w:bCs w:val="false"/>
-          <w:sz w:val="24"/>
-          <w:szCs w:val="24"/>
-        </w:rPr>
-        <w:t xml:space="preserve">4. Nhập đơn giá giờ làm việc (Hourly Rate) cho từng người (Ví dụ: Dev Hùng: 50.000 VNĐ/giờ). Hệ thống sẽ tự động mã hóa đối xứng AES-256-GCM trường dữ liệu này tại database để bảo mật bảng lương.</w:t>
+        <w:t xml:space="preserve">Bước 1: Khởi tạo Dự án và Phân bổ Lương</w:t>
+      </w:r>
+    </w:p>
+    <w:p>
+      <w:pPr>
+        <w:spacing w:after="120"/>
+      </w:pPr>
+      <w:r>
+        <w:rPr>
+          <w:b w:val="false"/>
+          <w:bCs w:val="false"/>
+          <w:sz w:val="24"/>
+          <w:szCs w:val="24"/>
+        </w:rPr>
+        <w:t xml:space="preserve">1. Đăng nhập với tài khoản pm.minh / Pm@12345.</w:t>
+      </w:r>
+    </w:p>
+    <w:p>
+      <w:pPr>
+        <w:spacing w:after="120"/>
+      </w:pPr>
+      <w:r>
+        <w:rPr>
+          <w:b w:val="false"/>
+          <w:bCs w:val="false"/>
+          <w:sz w:val="24"/>
+          <w:szCs w:val="24"/>
+        </w:rPr>
+        <w:t xml:space="preserve">2. Vào menu 'Dự án' (Projects), nhấp chọn nút '+ Tạo dự án mới'.</w:t>
+      </w:r>
+    </w:p>
+    <w:p>
+      <w:pPr>
+        <w:spacing w:after="120"/>
+      </w:pPr>
+      <w:r>
+        <w:rPr>
+          <w:b w:val="false"/>
+          <w:bCs w:val="false"/>
+          <w:sz w:val="24"/>
+          <w:szCs w:val="24"/>
+        </w:rPr>
+        <w:t xml:space="preserve">3. Điền thông tin dự án:</w:t>
+      </w:r>
+    </w:p>
+    <w:p>
+      <w:pPr>
+        <w:pStyle w:val="ListParagraph"/>
+        <w:numPr>
+          <w:ilvl w:val="0"/>
+          <w:numId w:val="1"/>
+        </w:numPr>
+        <w:spacing w:after="80"/>
+      </w:pPr>
+      <w:r>
+        <w:rPr>
+          <w:sz w:val="24"/>
+          <w:szCs w:val="24"/>
+        </w:rPr>
+        <w:t xml:space="preserve">- Mã dự án: Nhập 'PRJ-CRM'</w:t>
+      </w:r>
+    </w:p>
+    <w:p>
+      <w:pPr>
+        <w:pStyle w:val="ListParagraph"/>
+        <w:numPr>
+          <w:ilvl w:val="0"/>
+          <w:numId w:val="1"/>
+        </w:numPr>
+        <w:spacing w:after="80"/>
+      </w:pPr>
+      <w:r>
+        <w:rPr>
+          <w:sz w:val="24"/>
+          <w:szCs w:val="24"/>
+        </w:rPr>
+        <w:t xml:space="preserve">- Tên dự án: Nhập 'Hệ thống bán hàng trực tuyến CRM'</w:t>
+      </w:r>
+    </w:p>
+    <w:p>
+      <w:pPr>
+        <w:pStyle w:val="ListParagraph"/>
+        <w:numPr>
+          <w:ilvl w:val="0"/>
+          <w:numId w:val="1"/>
+        </w:numPr>
+        <w:spacing w:after="80"/>
+      </w:pPr>
+      <w:r>
+        <w:rPr>
+          <w:sz w:val="24"/>
+          <w:szCs w:val="24"/>
+        </w:rPr>
+        <w:t xml:space="preserve">- Ngày bắt đầu: Chọn ngày '13/10/2026'</w:t>
+      </w:r>
+    </w:p>
+    <w:p>
+      <w:pPr>
+        <w:spacing w:after="120"/>
+      </w:pPr>
+      <w:r>
+        <w:rPr>
+          <w:b w:val="false"/>
+          <w:bCs w:val="false"/>
+          <w:sz w:val="24"/>
+          <w:szCs w:val="24"/>
+        </w:rPr>
+        <w:t xml:space="preserve">4. Click nút 'Tạo mới' để lưu dự án.</w:t>
+      </w:r>
+    </w:p>
+    <w:p>
+      <w:pPr>
+        <w:spacing w:after="120"/>
+      </w:pPr>
+      <w:r>
+        <w:rPr>
+          <w:b w:val="false"/>
+          <w:bCs w:val="false"/>
+          <w:sz w:val="24"/>
+          <w:szCs w:val="24"/>
+        </w:rPr>
+        <w:t xml:space="preserve">5. Nhấp vào tên dự án 'PRJ-CRM' vừa tạo để xem chi tiết, chọn tab 'Thành viên dự án'.</w:t>
+      </w:r>
+    </w:p>
+    <w:p>
+      <w:pPr>
+        <w:spacing w:after="120"/>
+      </w:pPr>
+      <w:r>
+        <w:rPr>
+          <w:b w:val="false"/>
+          <w:bCs w:val="false"/>
+          <w:sz w:val="24"/>
+          <w:szCs w:val="24"/>
+        </w:rPr>
+        <w:t xml:space="preserve">6. Click nút '+ Thêm thành viên', chọn người dùng 'dev.hung', chọn vai trò dự án 'DEVELOPER', và nhập đơn giá giờ '50000' vào ô 'Hourly Rate' (Lương giờ). Nhấn 'Lưu'.</w:t>
+      </w:r>
+    </w:p>
+    <w:p>
+      <w:pPr>
+        <w:spacing w:after="120"/>
+      </w:pPr>
+      <w:r>
+        <w:rPr>
+          <w:b w:val="false"/>
+          <w:bCs w:val="false"/>
+          <w:sz w:val="24"/>
+          <w:szCs w:val="24"/>
+        </w:rPr>
+        <w:t xml:space="preserve">7. Hệ thống tự động mã hóa giá trị lương '50000' này bằng thuật toán AES-256-GCM trước khi lưu xuống database.</w:t>
       </w:r>
     </w:p>
     <w:p>
@@ -579,125 +703,331 @@
           <w:sz w:val="24"/>
           <w:szCs w:val="24"/>
         </w:rPr>
-        <w:t xml:space="preserve">Bước 2: Lập kế hoạch WBS &amp; Đường Găng (CPM)</w:t>
-      </w:r>
-    </w:p>
-    <w:p>
-      <w:pPr>
-        <w:spacing w:after="120"/>
-      </w:pPr>
-      <w:r>
-        <w:rPr>
-          <w:b w:val="false"/>
-          <w:bCs w:val="false"/>
-          <w:sz w:val="24"/>
-          <w:szCs w:val="24"/>
-        </w:rPr>
-        <w:t xml:space="preserve">1. Truy cập menu Kế hoạch dự án &gt; Nhấn '+ Tạo kế hoạch mới'.</w:t>
-      </w:r>
-    </w:p>
-    <w:p>
-      <w:pPr>
-        <w:spacing w:after="120"/>
-      </w:pPr>
-      <w:r>
-        <w:rPr>
-          <w:b w:val="false"/>
-          <w:bCs w:val="false"/>
-          <w:sz w:val="24"/>
-          <w:szCs w:val="24"/>
-        </w:rPr>
-        <w:t xml:space="preserve">2. Chọn Dự án 'PRJ-CRM', loại kế hoạch 'MASTER', mã 'PF-CRM-MASTER', tên 'Master Plan CRM'.</w:t>
-      </w:r>
-    </w:p>
-    <w:p>
-      <w:pPr>
-        <w:spacing w:after="120"/>
-      </w:pPr>
-      <w:r>
-        <w:rPr>
-          <w:b w:val="false"/>
-          <w:bCs w:val="false"/>
-          <w:sz w:val="24"/>
-          <w:szCs w:val="24"/>
-        </w:rPr>
-        <w:t xml:space="preserve">3. Vào WBS Editor để phân rã công việc dạng cây. Ví dụ:</w:t>
-      </w:r>
-    </w:p>
-    <w:p>
-      <w:pPr>
-        <w:pStyle w:val="ListParagraph"/>
-        <w:numPr>
-          <w:ilvl w:val="0"/>
-          <w:numId w:val="1"/>
-        </w:numPr>
-        <w:spacing w:after="80"/>
-      </w:pPr>
-      <w:r>
-        <w:rPr>
-          <w:sz w:val="24"/>
-          <w:szCs w:val="24"/>
-        </w:rPr>
-        <w:t xml:space="preserve">Phase 1: Phân tích yêu cầu (1.1 Thu thập yêu cầu, 1.2 Viết tài liệu spec)</w:t>
-      </w:r>
-    </w:p>
-    <w:p>
-      <w:pPr>
-        <w:pStyle w:val="ListParagraph"/>
-        <w:numPr>
-          <w:ilvl w:val="0"/>
-          <w:numId w:val="1"/>
-        </w:numPr>
-        <w:spacing w:after="80"/>
-      </w:pPr>
-      <w:r>
-        <w:rPr>
-          <w:sz w:val="24"/>
-          <w:szCs w:val="24"/>
-        </w:rPr>
-        <w:t xml:space="preserve">Phase 2: Phát triển (2.1 Code Backend API, 2.2 Code Frontend UI)</w:t>
-      </w:r>
-    </w:p>
-    <w:p>
-      <w:pPr>
-        <w:spacing w:after="120"/>
-      </w:pPr>
-      <w:r>
-        <w:rPr>
-          <w:b w:val="false"/>
-          <w:bCs w:val="false"/>
-          <w:sz w:val="24"/>
-          <w:szCs w:val="24"/>
-        </w:rPr>
-        <w:t xml:space="preserve">4. Thiết lập liên kết Tasks: Nối task 2.1 Backend chạy sau task 1.2 (Finish-to-Start).</w:t>
-      </w:r>
-    </w:p>
-    <w:p>
-      <w:pPr>
-        <w:spacing w:after="120"/>
-      </w:pPr>
-      <w:r>
-        <w:rPr>
-          <w:b w:val="false"/>
-          <w:bCs w:val="false"/>
-          <w:sz w:val="24"/>
-          <w:szCs w:val="24"/>
-        </w:rPr>
-        <w:t xml:space="preserve">5. Nhấn 'Lập lịch CPM' (Recalculate): Hệ thống tính toán đường găng (Critical Path) tô màu đỏ trên Gantt SVG và cảnh báo các task bị chồng chéo tài nguyên.</w:t>
-      </w:r>
-    </w:p>
-    <w:p>
-      <w:pPr>
-        <w:spacing w:after="120"/>
-      </w:pPr>
-      <w:r>
-        <w:rPr>
-          <w:b w:val="false"/>
-          <w:bCs w:val="false"/>
-          <w:sz w:val="24"/>
-          <w:szCs w:val="24"/>
-        </w:rPr>
-        <w:t xml:space="preserve">Dưới đây là giao diện màn hình lập kế hoạch WBS kết hợp Gantt SVG đường găng:</w:t>
+        <w:t xml:space="preserve">Bước 2: Tạo kế hoạch và phân rã WBS</w:t>
+      </w:r>
+    </w:p>
+    <w:p>
+      <w:pPr>
+        <w:spacing w:after="120"/>
+      </w:pPr>
+      <w:r>
+        <w:rPr>
+          <w:b w:val="false"/>
+          <w:bCs w:val="false"/>
+          <w:sz w:val="24"/>
+          <w:szCs w:val="24"/>
+        </w:rPr>
+        <w:t xml:space="preserve">1. Vào menu 'Kế hoạch dự án' (Planning), nhấp nút '+ Tạo kế hoạch mới'.</w:t>
+      </w:r>
+    </w:p>
+    <w:p>
+      <w:pPr>
+        <w:spacing w:after="120"/>
+      </w:pPr>
+      <w:r>
+        <w:rPr>
+          <w:b w:val="false"/>
+          <w:bCs w:val="false"/>
+          <w:sz w:val="24"/>
+          <w:szCs w:val="24"/>
+        </w:rPr>
+        <w:t xml:space="preserve">2. Nhập các trường: Dự án chọn 'PRJ-CRM', Loại kế hoạch chọn 'MASTER', Mã kế hoạch: 'PF-CRM-MASTER', Tên kế hoạch: 'Master Plan CRM', Ngày bắt đầu: '13/10/2026', Ngày kết thúc: '31/12/2026'. Click 'Lưu'.</w:t>
+      </w:r>
+    </w:p>
+    <w:p>
+      <w:pPr>
+        <w:spacing w:after="120"/>
+      </w:pPr>
+      <w:r>
+        <w:rPr>
+          <w:b w:val="false"/>
+          <w:bCs w:val="false"/>
+          <w:sz w:val="24"/>
+          <w:szCs w:val="24"/>
+        </w:rPr>
+        <w:t xml:space="preserve">3. Click chọn kế hoạch 'PF-CRM-MASTER' vừa tạo, chuyển sang tab 'WBS Editor'.</w:t>
+      </w:r>
+    </w:p>
+    <w:p>
+      <w:pPr>
+        <w:spacing w:after="120"/>
+      </w:pPr>
+      <w:r>
+        <w:rPr>
+          <w:b w:val="false"/>
+          <w:bCs w:val="false"/>
+          <w:sz w:val="24"/>
+          <w:szCs w:val="24"/>
+        </w:rPr>
+        <w:t xml:space="preserve">4. Click nút '+ Thêm công việc' để tạo dòng tiêu đề WBS:</w:t>
+      </w:r>
+    </w:p>
+    <w:p>
+      <w:pPr>
+        <w:pStyle w:val="ListParagraph"/>
+        <w:numPr>
+          <w:ilvl w:val="0"/>
+          <w:numId w:val="1"/>
+        </w:numPr>
+        <w:spacing w:after="80"/>
+      </w:pPr>
+      <w:r>
+        <w:rPr>
+          <w:sz w:val="24"/>
+          <w:szCs w:val="24"/>
+        </w:rPr>
+        <w:t xml:space="preserve">- Mã công việc: Tự động sinh</w:t>
+      </w:r>
+    </w:p>
+    <w:p>
+      <w:pPr>
+        <w:pStyle w:val="ListParagraph"/>
+        <w:numPr>
+          <w:ilvl w:val="0"/>
+          <w:numId w:val="1"/>
+        </w:numPr>
+        <w:spacing w:after="80"/>
+      </w:pPr>
+      <w:r>
+        <w:rPr>
+          <w:sz w:val="24"/>
+          <w:szCs w:val="24"/>
+        </w:rPr>
+        <w:t xml:space="preserve">- Tên công việc: Nhập 'Phase 1: Khảo sát &amp; Thiết kế'</w:t>
+      </w:r>
+    </w:p>
+    <w:p>
+      <w:pPr>
+        <w:pStyle w:val="ListParagraph"/>
+        <w:numPr>
+          <w:ilvl w:val="0"/>
+          <w:numId w:val="1"/>
+        </w:numPr>
+        <w:spacing w:after="80"/>
+      </w:pPr>
+      <w:r>
+        <w:rPr>
+          <w:sz w:val="24"/>
+          <w:szCs w:val="24"/>
+        </w:rPr>
+        <w:t xml:space="preserve">- Loại công việc: Chọn 'SUMMARY' (Công việc tổng hợp)</w:t>
+      </w:r>
+    </w:p>
+    <w:p>
+      <w:pPr>
+        <w:spacing w:after="120"/>
+      </w:pPr>
+      <w:r>
+        <w:rPr>
+          <w:b w:val="false"/>
+          <w:bCs w:val="false"/>
+          <w:sz w:val="24"/>
+          <w:szCs w:val="24"/>
+        </w:rPr>
+        <w:t xml:space="preserve">5. Click chọn dòng 'Phase 1' vừa tạo, sau đó click nút 'Thêm công việc con' (Add Subtask):</w:t>
+      </w:r>
+    </w:p>
+    <w:p>
+      <w:pPr>
+        <w:pStyle w:val="ListParagraph"/>
+        <w:numPr>
+          <w:ilvl w:val="0"/>
+          <w:numId w:val="1"/>
+        </w:numPr>
+        <w:spacing w:after="80"/>
+      </w:pPr>
+      <w:r>
+        <w:rPr>
+          <w:sz w:val="24"/>
+          <w:szCs w:val="24"/>
+        </w:rPr>
+        <w:t xml:space="preserve">- Tên công việc: Nhập '1.1 Khảo sát yêu cầu'</w:t>
+      </w:r>
+    </w:p>
+    <w:p>
+      <w:pPr>
+        <w:pStyle w:val="ListParagraph"/>
+        <w:numPr>
+          <w:ilvl w:val="0"/>
+          <w:numId w:val="1"/>
+        </w:numPr>
+        <w:spacing w:after="80"/>
+      </w:pPr>
+      <w:r>
+        <w:rPr>
+          <w:sz w:val="24"/>
+          <w:szCs w:val="24"/>
+        </w:rPr>
+        <w:t xml:space="preserve">- Loại công việc: Chọn 'TASK'</w:t>
+      </w:r>
+    </w:p>
+    <w:p>
+      <w:pPr>
+        <w:pStyle w:val="ListParagraph"/>
+        <w:numPr>
+          <w:ilvl w:val="0"/>
+          <w:numId w:val="1"/>
+        </w:numPr>
+        <w:spacing w:after="80"/>
+      </w:pPr>
+      <w:r>
+        <w:rPr>
+          <w:sz w:val="24"/>
+          <w:szCs w:val="24"/>
+        </w:rPr>
+        <w:t xml:space="preserve">- Thời lượng (phút): Nhập '2400' (tương đương 5 ngày làm việc, 8 giờ/ngày)</w:t>
+      </w:r>
+    </w:p>
+    <w:p>
+      <w:pPr>
+        <w:spacing w:after="120"/>
+      </w:pPr>
+      <w:r>
+        <w:rPr>
+          <w:b w:val="false"/>
+          <w:bCs w:val="false"/>
+          <w:sz w:val="24"/>
+          <w:szCs w:val="24"/>
+        </w:rPr>
+        <w:t xml:space="preserve">6. Tiếp tục tạo thêm task con thứ hai: '1.2 Viết tài liệu spec', loại 'TASK', thời lượng '2400'.</w:t>
+      </w:r>
+    </w:p>
+    <w:p>
+      <w:pPr>
+        <w:spacing w:after="120"/>
+      </w:pPr>
+      <w:r>
+        <w:rPr>
+          <w:b/>
+          <w:bCs/>
+          <w:sz w:val="24"/>
+          <w:szCs w:val="24"/>
+        </w:rPr>
+        <w:t xml:space="preserve">Bước 3: Lập lịch và Tính toán CPM Đường Găng</w:t>
+      </w:r>
+    </w:p>
+    <w:p>
+      <w:pPr>
+        <w:spacing w:after="120"/>
+      </w:pPr>
+      <w:r>
+        <w:rPr>
+          <w:b w:val="false"/>
+          <w:bCs w:val="false"/>
+          <w:sz w:val="24"/>
+          <w:szCs w:val="24"/>
+        </w:rPr>
+        <w:t xml:space="preserve">1. Tạo tiếp task đầu tiên của Phase 2: '2.1 Phát triển API Backend', loại 'TASK', thời lượng '4800' (10 ngày).</w:t>
+      </w:r>
+    </w:p>
+    <w:p>
+      <w:pPr>
+        <w:spacing w:after="120"/>
+      </w:pPr>
+      <w:r>
+        <w:rPr>
+          <w:b w:val="false"/>
+          <w:bCs w:val="false"/>
+          <w:sz w:val="24"/>
+          <w:szCs w:val="24"/>
+        </w:rPr>
+        <w:t xml:space="preserve">2. Chuyển sang tab 'Liên kết Task' (Dependencies) để thiết lập ràng buộc:</w:t>
+      </w:r>
+    </w:p>
+    <w:p>
+      <w:pPr>
+        <w:pStyle w:val="ListParagraph"/>
+        <w:numPr>
+          <w:ilvl w:val="0"/>
+          <w:numId w:val="1"/>
+        </w:numPr>
+        <w:spacing w:after="80"/>
+      </w:pPr>
+      <w:r>
+        <w:rPr>
+          <w:sz w:val="24"/>
+          <w:szCs w:val="24"/>
+        </w:rPr>
+        <w:t xml:space="preserve">- Task công việc: Chọn '2.1 Phát triển API Backend'</w:t>
+      </w:r>
+    </w:p>
+    <w:p>
+      <w:pPr>
+        <w:pStyle w:val="ListParagraph"/>
+        <w:numPr>
+          <w:ilvl w:val="0"/>
+          <w:numId w:val="1"/>
+        </w:numPr>
+        <w:spacing w:after="80"/>
+      </w:pPr>
+      <w:r>
+        <w:rPr>
+          <w:sz w:val="24"/>
+          <w:szCs w:val="24"/>
+        </w:rPr>
+        <w:t xml:space="preserve">- Predecessor (Task tiền nhiệm): Chọn '1.2 Viết tài liệu spec'</w:t>
+      </w:r>
+    </w:p>
+    <w:p>
+      <w:pPr>
+        <w:pStyle w:val="ListParagraph"/>
+        <w:numPr>
+          <w:ilvl w:val="0"/>
+          <w:numId w:val="1"/>
+        </w:numPr>
+        <w:spacing w:after="80"/>
+      </w:pPr>
+      <w:r>
+        <w:rPr>
+          <w:sz w:val="24"/>
+          <w:szCs w:val="24"/>
+        </w:rPr>
+        <w:t xml:space="preserve">- Loại liên kết: Chọn 'FS' (Finish-to-Start - Xong mới bắt đầu)</w:t>
+      </w:r>
+    </w:p>
+    <w:p>
+      <w:pPr>
+        <w:pStyle w:val="ListParagraph"/>
+        <w:numPr>
+          <w:ilvl w:val="0"/>
+          <w:numId w:val="1"/>
+        </w:numPr>
+        <w:spacing w:after="80"/>
+      </w:pPr>
+      <w:r>
+        <w:rPr>
+          <w:sz w:val="24"/>
+          <w:szCs w:val="24"/>
+        </w:rPr>
+        <w:t xml:space="preserve">- Lag (Độ trễ): Nhập '0'</w:t>
+      </w:r>
+    </w:p>
+    <w:p>
+      <w:pPr>
+        <w:spacing w:after="120"/>
+      </w:pPr>
+      <w:r>
+        <w:rPr>
+          <w:b w:val="false"/>
+          <w:bCs w:val="false"/>
+          <w:sz w:val="24"/>
+          <w:szCs w:val="24"/>
+        </w:rPr>
+        <w:t xml:space="preserve">3. Click nút 'Lưu liên kết'.</w:t>
+      </w:r>
+    </w:p>
+    <w:p>
+      <w:pPr>
+        <w:spacing w:after="120"/>
+      </w:pPr>
+      <w:r>
+        <w:rPr>
+          <w:b w:val="false"/>
+          <w:bCs w:val="false"/>
+          <w:sz w:val="24"/>
+          <w:szCs w:val="24"/>
+        </w:rPr>
+        <w:t xml:space="preserve">4. Chuyển sang tab 'Lập lịch &amp; Găng' (Scheduling), click nút 'Tính toán Lập lịch (Recalculate)': Hệ thống chạy giải thuật CPM, xác định ngày bắt đầu/kết thúc tự động cho toàn bộ WBS, tìm ra đường găng dài nhất và tô màu đỏ trên biểu đồ Gantt SVG.</w:t>
       </w:r>
     </w:p>
     <w:p>
@@ -708,7 +1038,7 @@
       <w:r>
         <w:drawing>
           <wp:inline distT="0" distB="0" distL="0" distR="0">
-            <wp:extent cx="5238750" cy="2943225"/>
+            <wp:extent cx="4953000" cy="2781300"/>
             <wp:effectExtent t="0" r="0" b="0" l="0"/>
             <wp:docPr id="1" name="" descr="" title=""/>
             <wp:cNvGraphicFramePr>
@@ -733,7 +1063,7 @@
                   <pic:spPr bwMode="auto">
                     <a:xfrm>
                       <a:off x="0" y="0"/>
-                      <a:ext cx="5238750" cy="2943225"/>
+                      <a:ext cx="4953000" cy="2781300"/>
                     </a:xfrm>
                     <a:prstGeom prst="rect">
                       <a:avLst/>
@@ -757,49 +1087,49 @@
           <w:sz w:val="24"/>
           <w:szCs w:val="24"/>
         </w:rPr>
-        <w:t xml:space="preserve">Bước 3: Thiết lập Baseline &amp; Khởi động Sprint</w:t>
-      </w:r>
-    </w:p>
-    <w:p>
-      <w:pPr>
-        <w:spacing w:after="120"/>
-      </w:pPr>
-      <w:r>
-        <w:rPr>
-          <w:b w:val="false"/>
-          <w:bCs w:val="false"/>
-          <w:sz w:val="24"/>
-          <w:szCs w:val="24"/>
-        </w:rPr>
-        <w:t xml:space="preserve">1. Truy cập tab Version &amp; Baseline: Tiến hành chụp Snapshot Baseline hiện tại để lưu thông số kế hoạch gốc.</w:t>
-      </w:r>
-    </w:p>
-    <w:p>
-      <w:pPr>
-        <w:spacing w:after="120"/>
-      </w:pPr>
-      <w:r>
-        <w:rPr>
-          <w:b w:val="false"/>
-          <w:bCs w:val="false"/>
-          <w:sz w:val="24"/>
-          <w:szCs w:val="24"/>
-        </w:rPr>
-        <w:t xml:space="preserve">2. Tạo Detail Plan con: Tạo kế hoạch chi tiết 'PF-CRM-DEV' kế thừa Master Plan.</w:t>
-      </w:r>
-    </w:p>
-    <w:p>
-      <w:pPr>
-        <w:spacing w:after="120"/>
-      </w:pPr>
-      <w:r>
-        <w:rPr>
-          <w:b w:val="false"/>
-          <w:bCs w:val="false"/>
-          <w:sz w:val="24"/>
-          <w:szCs w:val="24"/>
-        </w:rPr>
-        <w:t xml:space="preserve">3. Vào tab Sprints: Tạo 'Sprint 1' (Thời gian 2 tuần), kéo thả các task 2.1 và 2.2 từ Backlog vào Sprint 1, sau đó nhấn 'Kích hoạt Sprint'.</w:t>
+        <w:t xml:space="preserve">Bước 4: Thiết lập Baseline &amp; Khởi động Sprint</w:t>
+      </w:r>
+    </w:p>
+    <w:p>
+      <w:pPr>
+        <w:spacing w:after="120"/>
+      </w:pPr>
+      <w:r>
+        <w:rPr>
+          <w:b w:val="false"/>
+          <w:bCs w:val="false"/>
+          <w:sz w:val="24"/>
+          <w:szCs w:val="24"/>
+        </w:rPr>
+        <w:t xml:space="preserve">1. Chuyển sang tab 'Version &amp; Baseline'. Click nút 'Chụp Baseline'. Nhập tên baseline 'Baseline ban đầu v1.0', click 'Lưu'. Hệ thống chụp snapshot toàn bộ WBS và lịch trình làm mốc đối chiếu tài chính.</w:t>
+      </w:r>
+    </w:p>
+    <w:p>
+      <w:pPr>
+        <w:spacing w:after="120"/>
+      </w:pPr>
+      <w:r>
+        <w:rPr>
+          <w:b w:val="false"/>
+          <w:bCs w:val="false"/>
+          <w:sz w:val="24"/>
+          <w:szCs w:val="24"/>
+        </w:rPr>
+        <w:t xml:space="preserve">2. Chuyển sang tab 'Sprints', click '+ Tạo Sprint mới', nhập tên 'Sprint 1', chọn ngày từ '13/10/2026' đến '27/10/2026'. Click 'Tạo'.</w:t>
+      </w:r>
+    </w:p>
+    <w:p>
+      <w:pPr>
+        <w:spacing w:after="120"/>
+      </w:pPr>
+      <w:r>
+        <w:rPr>
+          <w:b w:val="false"/>
+          <w:bCs w:val="false"/>
+          <w:sz w:val="24"/>
+          <w:szCs w:val="24"/>
+        </w:rPr>
+        <w:t xml:space="preserve">3. Kéo thả các task '1.1 Khảo sát yêu cầu' và '1.2 Viết tài liệu spec' từ Backlog vào Sprint 1, nhấn nút 'Kích hoạt Sprint' (Start Sprint).</w:t>
       </w:r>
     </w:p>
     <w:p>
@@ -808,7 +1138,21 @@
         <w:spacing w:after="120" w:before="240"/>
       </w:pPr>
       <w:r>
-        <w:t xml:space="preserve">3.3 Dành cho DEVELOPER — Thực thi &amp; Tích hợp Git</w:t>
+        <w:t xml:space="preserve">3.3 Vai Trò DEVELOPER — Thực thi công việc &amp; Tích hợp Git</w:t>
+      </w:r>
+    </w:p>
+    <w:p>
+      <w:pPr>
+        <w:spacing w:after="120"/>
+      </w:pPr>
+      <w:r>
+        <w:rPr>
+          <w:b w:val="false"/>
+          <w:bCs w:val="false"/>
+          <w:sz w:val="24"/>
+          <w:szCs w:val="24"/>
+        </w:rPr>
+        <w:t xml:space="preserve">Mục tiêu: Cập nhật Kanban board và đẩy code kèm mã task để tự động cập nhật tiến độ.</w:t>
       </w:r>
     </w:p>
     <w:p>
@@ -822,49 +1166,49 @@
           <w:sz w:val="24"/>
           <w:szCs w:val="24"/>
         </w:rPr>
-        <w:t xml:space="preserve">Bước 1: Cập nhật Kanban Board hằng ngày</w:t>
-      </w:r>
-    </w:p>
-    <w:p>
-      <w:pPr>
-        <w:spacing w:after="120"/>
-      </w:pPr>
-      <w:r>
-        <w:rPr>
-          <w:b w:val="false"/>
-          <w:bCs w:val="false"/>
-          <w:sz w:val="24"/>
-          <w:szCs w:val="24"/>
-        </w:rPr>
-        <w:t xml:space="preserve">1. Dev Hùng đăng nhập, chọn dự án 'PRJ-CRM' và vào màn hình Công việc (Tasks).</w:t>
-      </w:r>
-    </w:p>
-    <w:p>
-      <w:pPr>
-        <w:spacing w:after="120"/>
-      </w:pPr>
-      <w:r>
-        <w:rPr>
-          <w:b w:val="false"/>
-          <w:bCs w:val="false"/>
-          <w:sz w:val="24"/>
-          <w:szCs w:val="24"/>
-        </w:rPr>
-        <w:t xml:space="preserve">2. Kéo thả Task '2.1 Code Backend API' từ cột 'Cần làm' sang 'Đang làm' để báo cáo tiến độ.</w:t>
-      </w:r>
-    </w:p>
-    <w:p>
-      <w:pPr>
-        <w:spacing w:after="120"/>
-      </w:pPr>
-      <w:r>
-        <w:rPr>
-          <w:b w:val="false"/>
-          <w:bCs w:val="false"/>
-          <w:sz w:val="24"/>
-          <w:szCs w:val="24"/>
-        </w:rPr>
-        <w:t xml:space="preserve">Dưới đây là giao diện Kanban board cập nhật công việc:</w:t>
+        <w:t xml:space="preserve">Bước 1: Kéo thả cập nhật Kanban Board</w:t>
+      </w:r>
+    </w:p>
+    <w:p>
+      <w:pPr>
+        <w:spacing w:after="120"/>
+      </w:pPr>
+      <w:r>
+        <w:rPr>
+          <w:b w:val="false"/>
+          <w:bCs w:val="false"/>
+          <w:sz w:val="24"/>
+          <w:szCs w:val="24"/>
+        </w:rPr>
+        <w:t xml:space="preserve">1. Dev Hùng đăng nhập tài khoản dev.hung / Dev@12345.</w:t>
+      </w:r>
+    </w:p>
+    <w:p>
+      <w:pPr>
+        <w:spacing w:after="120"/>
+      </w:pPr>
+      <w:r>
+        <w:rPr>
+          <w:b w:val="false"/>
+          <w:bCs w:val="false"/>
+          <w:sz w:val="24"/>
+          <w:szCs w:val="24"/>
+        </w:rPr>
+        <w:t xml:space="preserve">2. Vào danh mục Công việc (Tasks) của dự án CRM.</w:t>
+      </w:r>
+    </w:p>
+    <w:p>
+      <w:pPr>
+        <w:spacing w:after="120"/>
+      </w:pPr>
+      <w:r>
+        <w:rPr>
+          <w:b w:val="false"/>
+          <w:bCs w:val="false"/>
+          <w:sz w:val="24"/>
+          <w:szCs w:val="24"/>
+        </w:rPr>
+        <w:t xml:space="preserve">3. Tại bảng Kanban 6 cột, Dev Hùng kéo thẻ Task '1.1 Khảo sát yêu cầu' từ cột 'Cần làm' (Todo) thả sang cột 'Đang làm' (In Progress) để báo cáo bắt đầu thực hiện.</w:t>
       </w:r>
     </w:p>
     <w:p>
@@ -875,7 +1219,7 @@
       <w:r>
         <w:drawing>
           <wp:inline distT="0" distB="0" distL="0" distR="0">
-            <wp:extent cx="5238750" cy="2943225"/>
+            <wp:extent cx="4953000" cy="2781300"/>
             <wp:effectExtent t="0" r="0" b="0" l="0"/>
             <wp:docPr id="1" name="" descr="" title=""/>
             <wp:cNvGraphicFramePr>
@@ -900,7 +1244,7 @@
                   <pic:spPr bwMode="auto">
                     <a:xfrm>
                       <a:off x="0" y="0"/>
-                      <a:ext cx="5238750" cy="2943225"/>
+                      <a:ext cx="4953000" cy="2781300"/>
                     </a:xfrm>
                     <a:prstGeom prst="rect">
                       <a:avLst/>
@@ -924,49 +1268,77 @@
           <w:sz w:val="24"/>
           <w:szCs w:val="24"/>
         </w:rPr>
-        <w:t xml:space="preserve">Bước 2: Tích hợp Commit Code qua Git Webhook</w:t>
-      </w:r>
-    </w:p>
-    <w:p>
-      <w:pPr>
-        <w:spacing w:after="120"/>
-      </w:pPr>
-      <w:r>
-        <w:rPr>
-          <w:b w:val="false"/>
-          <w:bCs w:val="false"/>
-          <w:sz w:val="24"/>
-          <w:szCs w:val="24"/>
-        </w:rPr>
-        <w:t xml:space="preserve">1. Khi hoàn thành code trên máy local, Dev Hùng thực hiện commit code kèm theo mã task trong dấu ngoặc vuông:</w:t>
-      </w:r>
-    </w:p>
-    <w:p>
-      <w:pPr>
-        <w:spacing w:after="120"/>
-      </w:pPr>
-      <w:r>
-        <w:rPr>
-          <w:b w:val="false"/>
-          <w:bCs w:val="false"/>
-          <w:sz w:val="24"/>
-          <w:szCs w:val="24"/>
-        </w:rPr>
-        <w:t xml:space="preserve">   git commit -m "[PRJ-CRM-TASK-0021] hoàn thành api đăng nhập người dùng"</w:t>
-      </w:r>
-    </w:p>
-    <w:p>
-      <w:pPr>
-        <w:spacing w:after="120"/>
-      </w:pPr>
-      <w:r>
-        <w:rPr>
-          <w:b w:val="false"/>
-          <w:bCs w:val="false"/>
-          <w:sz w:val="24"/>
-          <w:szCs w:val="24"/>
-        </w:rPr>
-        <w:t xml:space="preserve">2. Khi push code lên GitHub/GitLab, Git Webhook sẽ gọi API của PM Daily (được xác thực bằng mã khóa HMAC-SHA256). Hệ thống sẽ tự động phân tích commit message, liên kết commit đó vào chi tiết Task, và tự động chuyển trạng thái task sang 'Đang Review'.</w:t>
+        <w:t xml:space="preserve">Bước 2: Commit code tích hợp Git tự động</w:t>
+      </w:r>
+    </w:p>
+    <w:p>
+      <w:pPr>
+        <w:spacing w:after="120"/>
+      </w:pPr>
+      <w:r>
+        <w:rPr>
+          <w:b w:val="false"/>
+          <w:bCs w:val="false"/>
+          <w:sz w:val="24"/>
+          <w:szCs w:val="24"/>
+        </w:rPr>
+        <w:t xml:space="preserve">1. Khi hoàn thành viết code cho task '2.1 Phát triển API Backend' (Mã task tự sinh hiển thị trên thẻ là 'CRM-TASK-0004'), Dev Hùng mở terminal Git trên máy local và thực hiện commit code đúng cú pháp quy định:</w:t>
+      </w:r>
+    </w:p>
+    <w:p>
+      <w:pPr>
+        <w:spacing w:after="120"/>
+      </w:pPr>
+      <w:r>
+        <w:rPr>
+          <w:b w:val="false"/>
+          <w:bCs w:val="false"/>
+          <w:sz w:val="24"/>
+          <w:szCs w:val="24"/>
+        </w:rPr>
+        <w:t xml:space="preserve">   git commit -m "[CRM-TASK-0004] hoàn thành api đăng nhập người dùng và phân quyền"</w:t>
+      </w:r>
+    </w:p>
+    <w:p>
+      <w:pPr>
+        <w:spacing w:after="120"/>
+      </w:pPr>
+      <w:r>
+        <w:rPr>
+          <w:b w:val="false"/>
+          <w:bCs w:val="false"/>
+          <w:sz w:val="24"/>
+          <w:szCs w:val="24"/>
+        </w:rPr>
+        <w:t xml:space="preserve">2. Chạy lệnh 'git push origin main' để đẩy code lên GitHub.</w:t>
+      </w:r>
+    </w:p>
+    <w:p>
+      <w:pPr>
+        <w:spacing w:after="120"/>
+      </w:pPr>
+      <w:r>
+        <w:rPr>
+          <w:b w:val="false"/>
+          <w:bCs w:val="false"/>
+          <w:sz w:val="24"/>
+          <w:szCs w:val="24"/>
+        </w:rPr>
+        <w:t xml:space="preserve">3. GitHub bắn Webhook payload về endpoint '/api/v1/git/webhook' của PM Daily.</w:t>
+      </w:r>
+    </w:p>
+    <w:p>
+      <w:pPr>
+        <w:spacing w:after="120"/>
+      </w:pPr>
+      <w:r>
+        <w:rPr>
+          <w:b w:val="false"/>
+          <w:bCs w:val="false"/>
+          <w:sz w:val="24"/>
+          <w:szCs w:val="24"/>
+        </w:rPr>
+        <w:t xml:space="preserve">4. Hệ thống tự động xác thực chữ ký HMAC-SHA256, trích xuất mã task 'CRM-TASK-0004', liên kết thông tin commit (tác giả, nội dung, mã hash) vào tab 'Git' trong chi tiết công việc, đồng thời tự động chuyển trạng thái task này sang cột 'Đang Review' (Review) trên Kanban board.</w:t>
       </w:r>
     </w:p>
     <w:p>
@@ -975,7 +1347,21 @@
         <w:spacing w:after="120" w:before="240"/>
       </w:pPr>
       <w:r>
-        <w:t xml:space="preserve">3.4 Dành cho QA / TESTER — Đảm bảo chất lượng &amp; Báo lỗi tự động</w:t>
+        <w:t xml:space="preserve">3.4 Vai Trò QA / TESTER — Đảm bảo chất lượng &amp; Báo lỗi tự động</w:t>
+      </w:r>
+    </w:p>
+    <w:p>
+      <w:pPr>
+        <w:spacing w:after="120"/>
+      </w:pPr>
+      <w:r>
+        <w:rPr>
+          <w:b w:val="false"/>
+          <w:bCs w:val="false"/>
+          <w:sz w:val="24"/>
+          <w:szCs w:val="24"/>
+        </w:rPr>
+        <w:t xml:space="preserve">Mục tiêu: Thiết kế kịch bản test, chạy thử và kiểm chứng cơ chế báo Bug tự động.</w:t>
       </w:r>
     </w:p>
     <w:p>
@@ -989,69 +1375,145 @@
           <w:sz w:val="24"/>
           <w:szCs w:val="24"/>
         </w:rPr>
-        <w:t xml:space="preserve">Bước 1: Thiết lập Test Cases</w:t>
-      </w:r>
-    </w:p>
-    <w:p>
-      <w:pPr>
-        <w:spacing w:after="120"/>
-      </w:pPr>
-      <w:r>
-        <w:rPr>
-          <w:b w:val="false"/>
-          <w:bCs w:val="false"/>
-          <w:sz w:val="24"/>
-          <w:szCs w:val="24"/>
-        </w:rPr>
-        <w:t xml:space="preserve">1. QA Lan truy cập tab QA của dự án CRM.</w:t>
-      </w:r>
-    </w:p>
-    <w:p>
-      <w:pPr>
-        <w:spacing w:after="120"/>
-      </w:pPr>
-      <w:r>
-        <w:rPr>
-          <w:b w:val="false"/>
-          <w:bCs w:val="false"/>
-          <w:sz w:val="24"/>
-          <w:szCs w:val="24"/>
-        </w:rPr>
-        <w:t xml:space="preserve">2. Chọn '+ Tạo Test Case mới' và nhập các bước test:</w:t>
-      </w:r>
-    </w:p>
-    <w:p>
-      <w:pPr>
-        <w:pStyle w:val="ListParagraph"/>
-        <w:numPr>
-          <w:ilvl w:val="0"/>
-          <w:numId w:val="1"/>
-        </w:numPr>
-        <w:spacing w:after="80"/>
-      </w:pPr>
-      <w:r>
-        <w:rPr>
-          <w:sz w:val="24"/>
-          <w:szCs w:val="24"/>
-        </w:rPr>
-        <w:t xml:space="preserve">Step 1: Gửi request POST /api/auth/login với thông tin hợp lệ -&gt; Mong đợi: Trả về HTTP 200.</w:t>
-      </w:r>
-    </w:p>
-    <w:p>
-      <w:pPr>
-        <w:pStyle w:val="ListParagraph"/>
-        <w:numPr>
-          <w:ilvl w:val="0"/>
-          <w:numId w:val="1"/>
-        </w:numPr>
-        <w:spacing w:after="80"/>
-      </w:pPr>
-      <w:r>
-        <w:rPr>
-          <w:sz w:val="24"/>
-          <w:szCs w:val="24"/>
-        </w:rPr>
-        <w:t xml:space="preserve">Step 2: Gửi request POST /api/auth/login với mật khẩu sai -&gt; Mong đợi: Trả về HTTP 401.</w:t>
+        <w:t xml:space="preserve">Bước 1: Tạo Test Case</w:t>
+      </w:r>
+    </w:p>
+    <w:p>
+      <w:pPr>
+        <w:spacing w:after="120"/>
+      </w:pPr>
+      <w:r>
+        <w:rPr>
+          <w:b w:val="false"/>
+          <w:bCs w:val="false"/>
+          <w:sz w:val="24"/>
+          <w:szCs w:val="24"/>
+        </w:rPr>
+        <w:t xml:space="preserve">1. QA Lan đăng nhập tài khoản qa.lan / Qa@12345.</w:t>
+      </w:r>
+    </w:p>
+    <w:p>
+      <w:pPr>
+        <w:spacing w:after="120"/>
+      </w:pPr>
+      <w:r>
+        <w:rPr>
+          <w:b w:val="false"/>
+          <w:bCs w:val="false"/>
+          <w:sz w:val="24"/>
+          <w:szCs w:val="24"/>
+        </w:rPr>
+        <w:t xml:space="preserve">2. Truy cập tab 'QA' của dự án CRM, chọn tiểu mục 'Test Cases'.</w:t>
+      </w:r>
+    </w:p>
+    <w:p>
+      <w:pPr>
+        <w:spacing w:after="120"/>
+      </w:pPr>
+      <w:r>
+        <w:rPr>
+          <w:b w:val="false"/>
+          <w:bCs w:val="false"/>
+          <w:sz w:val="24"/>
+          <w:szCs w:val="24"/>
+        </w:rPr>
+        <w:t xml:space="preserve">3. Click nút '+ Tạo Test Case mới'. Nhập thông tin:</w:t>
+      </w:r>
+    </w:p>
+    <w:p>
+      <w:pPr>
+        <w:pStyle w:val="ListParagraph"/>
+        <w:numPr>
+          <w:ilvl w:val="0"/>
+          <w:numId w:val="1"/>
+        </w:numPr>
+        <w:spacing w:after="80"/>
+      </w:pPr>
+      <w:r>
+        <w:rPr>
+          <w:sz w:val="24"/>
+          <w:szCs w:val="24"/>
+        </w:rPr>
+        <w:t xml:space="preserve">- Tên kịch bản: Nhập 'Kiểm thử API đăng nhập thành công'</w:t>
+      </w:r>
+    </w:p>
+    <w:p>
+      <w:pPr>
+        <w:pStyle w:val="ListParagraph"/>
+        <w:numPr>
+          <w:ilvl w:val="0"/>
+          <w:numId w:val="1"/>
+        </w:numPr>
+        <w:spacing w:after="80"/>
+      </w:pPr>
+      <w:r>
+        <w:rPr>
+          <w:sz w:val="24"/>
+          <w:szCs w:val="24"/>
+        </w:rPr>
+        <w:t xml:space="preserve">- Mô tả: Nhập 'Gửi request POST đăng nhập với tài khoản đúng'</w:t>
+      </w:r>
+    </w:p>
+    <w:p>
+      <w:pPr>
+        <w:spacing w:after="120"/>
+      </w:pPr>
+      <w:r>
+        <w:rPr>
+          <w:b w:val="false"/>
+          <w:bCs w:val="false"/>
+          <w:sz w:val="24"/>
+          <w:szCs w:val="24"/>
+        </w:rPr>
+        <w:t xml:space="preserve">4. Click '+ Thêm bước thực hiện' (Add Step) và nhập:</w:t>
+      </w:r>
+    </w:p>
+    <w:p>
+      <w:pPr>
+        <w:pStyle w:val="ListParagraph"/>
+        <w:numPr>
+          <w:ilvl w:val="0"/>
+          <w:numId w:val="1"/>
+        </w:numPr>
+        <w:spacing w:after="80"/>
+      </w:pPr>
+      <w:r>
+        <w:rPr>
+          <w:sz w:val="24"/>
+          <w:szCs w:val="24"/>
+        </w:rPr>
+        <w:t xml:space="preserve">- Bước 1: Nhập 'Gửi request POST /api/auth/login với body admin/Admin@123'</w:t>
+      </w:r>
+    </w:p>
+    <w:p>
+      <w:pPr>
+        <w:pStyle w:val="ListParagraph"/>
+        <w:numPr>
+          <w:ilvl w:val="0"/>
+          <w:numId w:val="1"/>
+        </w:numPr>
+        <w:spacing w:after="80"/>
+      </w:pPr>
+      <w:r>
+        <w:rPr>
+          <w:sz w:val="24"/>
+          <w:szCs w:val="24"/>
+        </w:rPr>
+        <w:t xml:space="preserve">- Kết quả mong đợi: Nhập 'Hệ thống trả về mã trạng thái HTTP 200 và token.'</w:t>
+      </w:r>
+    </w:p>
+    <w:p>
+      <w:pPr>
+        <w:spacing w:after="120"/>
+      </w:pPr>
+      <w:r>
+        <w:rPr>
+          <w:b w:val="false"/>
+          <w:bCs w:val="false"/>
+          <w:sz w:val="24"/>
+          <w:szCs w:val="24"/>
+        </w:rPr>
+        <w:t xml:space="preserve">5. Click 'Lưu kịch bản'.</w:t>
       </w:r>
     </w:p>
     <w:p>
@@ -1065,77 +1527,77 @@
           <w:sz w:val="24"/>
           <w:szCs w:val="24"/>
         </w:rPr>
-        <w:t xml:space="preserve">Bước 2: Thực thi Test Run &amp; Báo lỗi tự động</w:t>
-      </w:r>
-    </w:p>
-    <w:p>
-      <w:pPr>
-        <w:spacing w:after="120"/>
-      </w:pPr>
-      <w:r>
-        <w:rPr>
-          <w:b w:val="false"/>
-          <w:bCs w:val="false"/>
-          <w:sz w:val="24"/>
-          <w:szCs w:val="24"/>
-        </w:rPr>
-        <w:t xml:space="preserve">1. Nhấn '+ Tạo Test Run mới', chọn các Test Case cần chạy.</w:t>
-      </w:r>
-    </w:p>
-    <w:p>
-      <w:pPr>
-        <w:spacing w:after="120"/>
-      </w:pPr>
-      <w:r>
-        <w:rPr>
-          <w:b w:val="false"/>
-          <w:bCs w:val="false"/>
-          <w:sz w:val="24"/>
-          <w:szCs w:val="24"/>
-        </w:rPr>
-        <w:t xml:space="preserve">2. Nhấn 'Thực thi': QA Lan chạy thử và đánh dấu kết quả từng bước (PASSED hoặc FAILED).</w:t>
-      </w:r>
-    </w:p>
-    <w:p>
-      <w:pPr>
-        <w:spacing w:after="120"/>
-      </w:pPr>
-      <w:r>
-        <w:rPr>
-          <w:b w:val="false"/>
-          <w:bCs w:val="false"/>
-          <w:sz w:val="24"/>
-          <w:szCs w:val="24"/>
-        </w:rPr>
-        <w:t xml:space="preserve">3. Nếu Step 2 bị FAILED, QA Lan nhấn chọn kết quả 'FAILED' cho bước đó.</w:t>
-      </w:r>
-    </w:p>
-    <w:p>
-      <w:pPr>
-        <w:spacing w:after="120"/>
-      </w:pPr>
-      <w:r>
-        <w:rPr>
-          <w:b w:val="false"/>
-          <w:bCs w:val="false"/>
-          <w:sz w:val="24"/>
-          <w:szCs w:val="24"/>
-        </w:rPr>
-        <w:t xml:space="preserve">4. Luồng xử lý tự động của hệ thống (Auto-Bug Creation): Hệ thống sẽ ngay lập tức tự động sinh ra một Issue loại 'BUG', gán tên lỗi theo Test Case, đính kèm các bước hỏng, thiết lập độ ưu tiên là 'HIGH' và tự động gán trực tiếp cho Dev Hùng xử lý.</w:t>
-      </w:r>
-    </w:p>
-    <w:p>
-      <w:pPr>
-        <w:spacing w:after="120"/>
-      </w:pPr>
-      <w:r>
-        <w:rPr>
-          <w:b w:val="false"/>
-          <w:bCs w:val="false"/>
-          <w:sz w:val="24"/>
-          <w:szCs w:val="24"/>
-        </w:rPr>
-        <w:t xml:space="preserve">Dưới đây là giao diện thực thi kịch bản kiểm thử tự động báo Bug:</w:t>
+        <w:t xml:space="preserve">Bước 2: Tạo Test Run &amp; Luồng Báo Bug Tự động</w:t>
+      </w:r>
+    </w:p>
+    <w:p>
+      <w:pPr>
+        <w:spacing w:after="120"/>
+      </w:pPr>
+      <w:r>
+        <w:rPr>
+          <w:b w:val="false"/>
+          <w:bCs w:val="false"/>
+          <w:sz w:val="24"/>
+          <w:szCs w:val="24"/>
+        </w:rPr>
+        <w:t xml:space="preserve">1. Chuyển sang tiểu mục 'Test Runs', click nút '+ Tạo Test Run mới'.</w:t>
+      </w:r>
+    </w:p>
+    <w:p>
+      <w:pPr>
+        <w:spacing w:after="120"/>
+      </w:pPr>
+      <w:r>
+        <w:rPr>
+          <w:b w:val="false"/>
+          <w:bCs w:val="false"/>
+          <w:sz w:val="24"/>
+          <w:szCs w:val="24"/>
+        </w:rPr>
+        <w:t xml:space="preserve">2. Nhập tên test run: 'Kiểm thử Sprint 1', chọn Test Case 'Kiểm thử API đăng nhập thành công' vừa tạo. Click 'Tạo mới'.</w:t>
+      </w:r>
+    </w:p>
+    <w:p>
+      <w:pPr>
+        <w:spacing w:after="120"/>
+      </w:pPr>
+      <w:r>
+        <w:rPr>
+          <w:b w:val="false"/>
+          <w:bCs w:val="false"/>
+          <w:sz w:val="24"/>
+          <w:szCs w:val="24"/>
+        </w:rPr>
+        <w:t xml:space="preserve">3. Tại giao diện Test Run vừa tạo, click nút 'Bắt đầu thực thi' (Run).</w:t>
+      </w:r>
+    </w:p>
+    <w:p>
+      <w:pPr>
+        <w:spacing w:after="120"/>
+      </w:pPr>
+      <w:r>
+        <w:rPr>
+          <w:b w:val="false"/>
+          <w:bCs w:val="false"/>
+          <w:sz w:val="24"/>
+          <w:szCs w:val="24"/>
+        </w:rPr>
+        <w:t xml:space="preserve">4. Tiến hành kiểm thử thực tế. Nếu API bị lỗi và trả về HTTP 500 thay vì 200, QA Lan click vào kết quả chọn 'FAILED' (Thất bại) cho bước 1 này.</w:t>
+      </w:r>
+    </w:p>
+    <w:p>
+      <w:pPr>
+        <w:spacing w:after="120"/>
+      </w:pPr>
+      <w:r>
+        <w:rPr>
+          <w:b w:val="false"/>
+          <w:bCs w:val="false"/>
+          <w:sz w:val="24"/>
+          <w:szCs w:val="24"/>
+        </w:rPr>
+        <w:t xml:space="preserve">5. Ngay khi QA Lan chọn 'FAILED' và click lưu: Hệ thống tự động kích hoạt luồng sinh lỗi (Auto-Bug): Khởi tạo một Issue loại 'BUG', đặt tên là '[BUG] Kiểm thử API đăng nhập thành công - Step 1 FAILED', tự động copy toàn bộ nội dung bước thực hiện, kết quả mong đợi, lỗi log vào phần mô tả, set mức độ ưu tiên là 'HIGH' và tự động gán trực tiếp cho Dev Hùng.</w:t>
       </w:r>
     </w:p>
     <w:p>
@@ -1146,7 +1608,7 @@
       <w:r>
         <w:drawing>
           <wp:inline distT="0" distB="0" distL="0" distR="0">
-            <wp:extent cx="5238750" cy="2943225"/>
+            <wp:extent cx="4953000" cy="2781300"/>
             <wp:effectExtent t="0" r="0" b="0" l="0"/>
             <wp:docPr id="1" name="" descr="" title=""/>
             <wp:cNvGraphicFramePr>
@@ -1171,7 +1633,7 @@
                   <pic:spPr bwMode="auto">
                     <a:xfrm>
                       <a:off x="0" y="0"/>
-                      <a:ext cx="5238750" cy="2943225"/>
+                      <a:ext cx="4953000" cy="2781300"/>
                     </a:xfrm>
                     <a:prstGeom prst="rect">
                       <a:avLst/>
@@ -1190,134 +1652,120 @@
         <w:spacing w:after="120" w:before="240"/>
       </w:pPr>
       <w:r>
-        <w:t xml:space="preserve">4. BÁO CÁO TIẾN ĐỘ &amp; SỨC KHỎE DỰ ÁN (EVM)</w:t>
-      </w:r>
-    </w:p>
-    <w:p>
-      <w:pPr>
-        <w:spacing w:after="120"/>
-      </w:pPr>
-      <w:r>
-        <w:rPr>
-          <w:b w:val="false"/>
-          <w:bCs w:val="false"/>
-          <w:sz w:val="24"/>
-          <w:szCs w:val="24"/>
-        </w:rPr>
-        <w:t xml:space="preserve">Hệ thống PM Daily v1.2.0 tự động tính toán các chỉ số EVM hàng ngày phục vụ quản lý tài chính dự án:</w:t>
-      </w:r>
-    </w:p>
-    <w:p>
-      <w:pPr>
-        <w:pStyle w:val="ListParagraph"/>
-        <w:numPr>
-          <w:ilvl w:val="0"/>
-          <w:numId w:val="1"/>
-        </w:numPr>
-        <w:spacing w:after="80"/>
-      </w:pPr>
-      <w:r>
-        <w:rPr>
-          <w:sz w:val="24"/>
-          <w:szCs w:val="24"/>
-        </w:rPr>
-        <w:t xml:space="preserve">Planned Value (PV): Giá trị kế hoạch dự kiến tích lũy.</w:t>
-      </w:r>
-    </w:p>
-    <w:p>
-      <w:pPr>
-        <w:pStyle w:val="ListParagraph"/>
-        <w:numPr>
-          <w:ilvl w:val="0"/>
-          <w:numId w:val="1"/>
-        </w:numPr>
-        <w:spacing w:after="80"/>
-      </w:pPr>
-      <w:r>
-        <w:rPr>
-          <w:sz w:val="24"/>
-          <w:szCs w:val="24"/>
-        </w:rPr>
-        <w:t xml:space="preserve">Earned Value (EV): Giá trị thực tế đã hoàn thành dựa trên tiến độ công việc.</w:t>
-      </w:r>
-    </w:p>
-    <w:p>
-      <w:pPr>
-        <w:pStyle w:val="ListParagraph"/>
-        <w:numPr>
-          <w:ilvl w:val="0"/>
-          <w:numId w:val="1"/>
-        </w:numPr>
-        <w:spacing w:after="80"/>
-      </w:pPr>
-      <w:r>
-        <w:rPr>
-          <w:sz w:val="24"/>
-          <w:szCs w:val="24"/>
-        </w:rPr>
-        <w:t xml:space="preserve">Actual Cost (AC): Chi phí thực tế đã chi trả dựa trên số giờ làm và đơn giá nhân sự.</w:t>
-      </w:r>
-    </w:p>
-    <w:p>
-      <w:pPr>
-        <w:pStyle w:val="ListParagraph"/>
-        <w:numPr>
-          <w:ilvl w:val="0"/>
-          <w:numId w:val="1"/>
-        </w:numPr>
-        <w:spacing w:after="80"/>
-      </w:pPr>
-      <w:r>
-        <w:rPr>
-          <w:sz w:val="24"/>
-          <w:szCs w:val="24"/>
-        </w:rPr>
-        <w:t xml:space="preserve">CPI (Cost Performance Index): Chỉ số hiệu quả chi phí (EV/AC). CPI &gt; 1 nghĩa là dự án đang dưới ngân sách (Tiết kiệm).</w:t>
-      </w:r>
-    </w:p>
-    <w:p>
-      <w:pPr>
-        <w:pStyle w:val="ListParagraph"/>
-        <w:numPr>
-          <w:ilvl w:val="0"/>
-          <w:numId w:val="1"/>
-        </w:numPr>
-        <w:spacing w:after="80"/>
-      </w:pPr>
-      <w:r>
-        <w:rPr>
-          <w:sz w:val="24"/>
-          <w:szCs w:val="24"/>
-        </w:rPr>
-        <w:t xml:space="preserve">SPI (Schedule Performance Index): Chỉ số hiệu quả tiến độ (EV/PV). SPI &gt; 1 nghĩa là dự án đang vượt tiến độ.</w:t>
-      </w:r>
-    </w:p>
-    <w:p>
-      <w:pPr>
-        <w:spacing w:after="120"/>
-      </w:pPr>
-      <w:r>
-        <w:rPr>
-          <w:b w:val="false"/>
-          <w:bCs w:val="false"/>
-          <w:sz w:val="24"/>
-          <w:szCs w:val="24"/>
-        </w:rPr>
-        <w:t xml:space="preserve">PM Minh truy cập vào tab Tài chính (Finance) để xem biểu đồ SVG trực quan hóa các đường cong PV, EV, AC và đưa ra các dự báo ngày hoàn thành chính xác.</w:t>
-      </w:r>
-    </w:p>
-    <w:p>
-      <w:pPr>
-        <w:spacing w:after="120"/>
-      </w:pPr>
-      <w:r>
-        <w:rPr>
-          <w:b w:val="false"/>
-          <w:bCs w:val="false"/>
-          <w:sz w:val="24"/>
-          <w:szCs w:val="24"/>
-        </w:rPr>
-        <w:t xml:space="preserve">Dưới đây là giao diện phân tích sức khỏe tài chính dự án EVM:</w:t>
+        <w:t xml:space="preserve">4. THEO DÕI SỨC KHỎE TÀI CHÍNH DỰ ÁN (EVM)</w:t>
+      </w:r>
+    </w:p>
+    <w:p>
+      <w:pPr>
+        <w:spacing w:after="120"/>
+      </w:pPr>
+      <w:r>
+        <w:rPr>
+          <w:b w:val="false"/>
+          <w:bCs w:val="false"/>
+          <w:sz w:val="24"/>
+          <w:szCs w:val="24"/>
+        </w:rPr>
+        <w:t xml:space="preserve">PM Minh truy cập vào tab 'Tài chính' (Finance) của dự án CRM để đánh giá tình hình dự án qua 3 đường cong EVM tích lũy hàng ngày:</w:t>
+      </w:r>
+    </w:p>
+    <w:p>
+      <w:pPr>
+        <w:pStyle w:val="ListParagraph"/>
+        <w:numPr>
+          <w:ilvl w:val="0"/>
+          <w:numId w:val="1"/>
+        </w:numPr>
+        <w:spacing w:after="80"/>
+      </w:pPr>
+      <w:r>
+        <w:rPr>
+          <w:sz w:val="24"/>
+          <w:szCs w:val="24"/>
+        </w:rPr>
+        <w:t xml:space="preserve">Planned Value (PV): Đường màu xanh dương - Giá trị công việc dự kiến hoàn thành theo lịch trình gốc (baseline).</w:t>
+      </w:r>
+    </w:p>
+    <w:p>
+      <w:pPr>
+        <w:pStyle w:val="ListParagraph"/>
+        <w:numPr>
+          <w:ilvl w:val="0"/>
+          <w:numId w:val="1"/>
+        </w:numPr>
+        <w:spacing w:after="80"/>
+      </w:pPr>
+      <w:r>
+        <w:rPr>
+          <w:sz w:val="24"/>
+          <w:szCs w:val="24"/>
+        </w:rPr>
+        <w:t xml:space="preserve">Earned Value (EV): Đường màu xanh lá - Giá trị thực tế đã tạo ra (tính bằng % tiến độ thực tế x ngân sách task).</w:t>
+      </w:r>
+    </w:p>
+    <w:p>
+      <w:pPr>
+        <w:pStyle w:val="ListParagraph"/>
+        <w:numPr>
+          <w:ilvl w:val="0"/>
+          <w:numId w:val="1"/>
+        </w:numPr>
+        <w:spacing w:after="80"/>
+      </w:pPr>
+      <w:r>
+        <w:rPr>
+          <w:sz w:val="24"/>
+          <w:szCs w:val="24"/>
+        </w:rPr>
+        <w:t xml:space="preserve">Actual Cost (AC): Đường màu đỏ - Chi phí thực tế đã bỏ ra (tính bằng số giờ làm thực tế x đơn giá hourly rate của thành viên đã được giải mã từ DB).</w:t>
+      </w:r>
+    </w:p>
+    <w:p>
+      <w:pPr>
+        <w:spacing w:after="120"/>
+      </w:pPr>
+      <w:r>
+        <w:rPr>
+          <w:b w:val="false"/>
+          <w:bCs w:val="false"/>
+          <w:sz w:val="24"/>
+          <w:szCs w:val="24"/>
+        </w:rPr>
+        <w:t xml:space="preserve">Hệ thống tự động hiển thị hai chỉ số quan trọng bên trên biểu đồ:</w:t>
+      </w:r>
+    </w:p>
+    <w:p>
+      <w:pPr>
+        <w:pStyle w:val="ListParagraph"/>
+        <w:numPr>
+          <w:ilvl w:val="0"/>
+          <w:numId w:val="1"/>
+        </w:numPr>
+        <w:spacing w:after="80"/>
+      </w:pPr>
+      <w:r>
+        <w:rPr>
+          <w:sz w:val="24"/>
+          <w:szCs w:val="24"/>
+        </w:rPr>
+        <w:t xml:space="preserve">CPI (Cost Performance Index): Nếu CPI hiển thị '1.12' (&gt; 1), hệ thống thông báo bằng nhãn xanh lá 'Under Budget' (Dự án đang chi tiêu hiệu quả, tiết kiệm ngân sách 12%).</w:t>
+      </w:r>
+    </w:p>
+    <w:p>
+      <w:pPr>
+        <w:pStyle w:val="ListParagraph"/>
+        <w:numPr>
+          <w:ilvl w:val="0"/>
+          <w:numId w:val="1"/>
+        </w:numPr>
+        <w:spacing w:after="80"/>
+      </w:pPr>
+      <w:r>
+        <w:rPr>
+          <w:sz w:val="24"/>
+          <w:szCs w:val="24"/>
+        </w:rPr>
+        <w:t xml:space="preserve">SPI (Schedule Performance Index): Nếu SPI hiển thị '0.94' (&lt; 1), hệ thống thông báo bằng nhãn đỏ 'Behind Schedule' (Dự án đang bị chậm tiến độ 6% so với kế hoạch ban đầu).</w:t>
       </w:r>
     </w:p>
     <w:p>
@@ -1328,7 +1776,7 @@
       <w:r>
         <w:drawing>
           <wp:inline distT="0" distB="0" distL="0" distR="0">
-            <wp:extent cx="5238750" cy="2943225"/>
+            <wp:extent cx="4953000" cy="2781300"/>
             <wp:effectExtent t="0" r="0" b="0" l="0"/>
             <wp:docPr id="1" name="" descr="" title=""/>
             <wp:cNvGraphicFramePr>
@@ -1353,7 +1801,7 @@
                   <pic:spPr bwMode="auto">
                     <a:xfrm>
                       <a:off x="0" y="0"/>
-                      <a:ext cx="5238750" cy="2943225"/>
+                      <a:ext cx="4953000" cy="2781300"/>
                     </a:xfrm>
                     <a:prstGeom prst="rect">
                       <a:avLst/>
